--- a/experiments/report_machine/office/output/中国动力/20260729_中国动力_midday.docx
+++ b/experiments/report_machine/office/output/中国动力/20260729_中国动力_midday.docx
@@ -32,13 +32,13 @@
           <w:b/>
           <w:color w:val="1A1A1A"/>
         </w:rPr>
-        <w:t>报告时间</w:t>
+        <w:t>数据截止</w:t>
       </w:r>
       <w:r>
         <w:rPr>
           <w:rFonts w:ascii="Microsoft YaHei" w:hAnsi="Microsoft YaHei"/>
         </w:rPr>
-        <w:t xml:space="preserve">：2026年7月29日 11:30 | </w:t>
+        <w:t xml:space="preserve">: 2026年7月29日 11:30 | </w:t>
       </w:r>
       <w:r>
         <w:rPr>
@@ -46,13 +46,27 @@
           <w:b/>
           <w:color w:val="1A1A1A"/>
         </w:rPr>
-        <w:t>基准数据</w:t>
+        <w:t>当前价</w:t>
       </w:r>
       <w:r>
         <w:rPr>
           <w:rFonts w:ascii="Microsoft YaHei" w:hAnsi="Microsoft YaHei"/>
         </w:rPr>
-        <w:t>：当日除权除息日（10派2.02810元）</w:t>
+        <w:t xml:space="preserve">: 28.68 元 | </w:t>
+      </w:r>
+      <w:r>
+        <w:rPr>
+          <w:rFonts w:ascii="Microsoft YaHei" w:hAnsi="Microsoft YaHei"/>
+          <w:b/>
+          <w:color w:val="1A1A1A"/>
+        </w:rPr>
+        <w:t>涨跌幅</w:t>
+      </w:r>
+      <w:r>
+        <w:rPr>
+          <w:rFonts w:ascii="Microsoft YaHei" w:hAnsi="Microsoft YaHei"/>
+        </w:rPr>
+        <w:t>: +2.43%</w:t>
       </w:r>
     </w:p>
     <w:p>
@@ -85,7 +99,7 @@
         <w:rPr>
           <w:rFonts w:ascii="Microsoft YaHei" w:hAnsi="Microsoft YaHei"/>
         </w:rPr>
-        <w:t>全市场今日延续做多情绪，</w:t>
+        <w:t>今日全市场情绪高涨，</w:t>
       </w:r>
       <w:r>
         <w:rPr>
@@ -93,13 +107,13 @@
           <w:b/>
           <w:color w:val="1A1A1A"/>
         </w:rPr>
-        <w:t>上涨家数3404家，下跌2018家</w:t>
+        <w:t>上涨家数达4103家</w:t>
       </w:r>
       <w:r>
         <w:rPr>
           <w:rFonts w:ascii="Microsoft YaHei" w:hAnsi="Microsoft YaHei"/>
         </w:rPr>
-        <w:t>，上涨占比约79%。涨停58只（一板50只），跌停19只。两市成交额达</w:t>
+        <w:t>，涨停76只，上涨占比约</w:t>
       </w:r>
       <w:r>
         <w:rPr>
@@ -107,13 +121,41 @@
           <w:b/>
           <w:color w:val="1A1A1A"/>
         </w:rPr>
-        <w:t>1.46万亿元（较昨日+1549亿）</w:t>
+        <w:t>83%</w:t>
       </w:r>
       <w:r>
         <w:rPr>
           <w:rFonts w:ascii="Microsoft YaHei" w:hAnsi="Microsoft YaHei"/>
         </w:rPr>
-        <w:t>，市场人气指数56（高），赚钱效应46%。整体氛围偏向积极，资金入场意愿较强。</w:t>
+        <w:t>，市场热度68（高）。沪深300指数上涨</w:t>
+      </w:r>
+      <w:r>
+        <w:rPr>
+          <w:rFonts w:ascii="Microsoft YaHei" w:hAnsi="Microsoft YaHei"/>
+          <w:b/>
+          <w:color w:val="1A1A1A"/>
+        </w:rPr>
+        <w:t>+1.57%</w:t>
+      </w:r>
+      <w:r>
+        <w:rPr>
+          <w:rFonts w:ascii="Microsoft YaHei" w:hAnsi="Microsoft YaHei"/>
+        </w:rPr>
+        <w:t>，上证180指数上涨</w:t>
+      </w:r>
+      <w:r>
+        <w:rPr>
+          <w:rFonts w:ascii="Microsoft YaHei" w:hAnsi="Microsoft YaHei"/>
+          <w:b/>
+          <w:color w:val="1A1A1A"/>
+        </w:rPr>
+        <w:t>+1.79%</w:t>
+      </w:r>
+      <w:r>
+        <w:rPr>
+          <w:rFonts w:ascii="Microsoft YaHei" w:hAnsi="Microsoft YaHei"/>
+        </w:rPr>
+        <w:t>，大盘整体呈现普涨格局。然而，工业板块（-2.77%）、机械制造（-3.91%）等所属细分行业板块表现疲弱，涨幅排名靠后，说明板块内部分化严重，中国动力属于板块中逆势走强的品种。</w:t>
       </w:r>
     </w:p>
     <w:p>
@@ -141,20 +183,6 @@
         <w:t>个股分析</w:t>
       </w:r>
     </w:p>
-    <w:p>
-      <w:pPr>
-        <w:spacing w:before="280" w:after="80" w:line="312" w:lineRule="auto"/>
-      </w:pPr>
-      <w:r>
-        <w:rPr>
-          <w:rFonts w:ascii="Microsoft YaHei" w:hAnsi="Microsoft YaHei"/>
-          <w:b/>
-          <w:color w:val="333333"/>
-          <w:sz w:val="24"/>
-        </w:rPr>
-        <w:t>收盘数据</w:t>
-      </w:r>
-    </w:p>
     <w:tbl>
       <w:tblPr>
         <w:tblStyle w:val="TableGrid"/>
@@ -164,13 +192,14 @@
         <w:tblLook w:firstColumn="1" w:firstRow="1" w:lastColumn="0" w:lastRow="0" w:noHBand="0" w:noVBand="1" w:val="04A0"/>
       </w:tblPr>
       <w:tblGrid>
-        <w:gridCol w:w="4533"/>
-        <w:gridCol w:w="4533"/>
+        <w:gridCol w:w="3022"/>
+        <w:gridCol w:w="3022"/>
+        <w:gridCol w:w="3022"/>
       </w:tblGrid>
       <w:tr>
         <w:tc>
           <w:tcPr>
-            <w:tcW w:type="dxa" w:w="4533"/>
+            <w:tcW w:type="dxa" w:w="3022"/>
             <w:shd w:fill="F6F8FA" w:val="clear"/>
           </w:tcPr>
           <w:p>
@@ -191,7 +220,7 @@
         </w:tc>
         <w:tc>
           <w:tcPr>
-            <w:tcW w:type="dxa" w:w="4533"/>
+            <w:tcW w:type="dxa" w:w="3022"/>
             <w:shd w:fill="F6F8FA" w:val="clear"/>
           </w:tcPr>
           <w:p>
@@ -206,33 +235,14 @@
                 <w:color w:val="1A1A1A"/>
                 <w:sz w:val="18"/>
               </w:rPr>
-              <w:t>数据</w:t>
-            </w:r>
-          </w:p>
-        </w:tc>
-      </w:tr>
-      <w:tr>
-        <w:tc>
-          <w:tcPr>
-            <w:tcW w:type="dxa" w:w="4533"/>
-          </w:tcPr>
-          <w:p>
-            <w:pPr>
-              <w:spacing w:before="40" w:after="40" w:line="288" w:lineRule="auto"/>
-            </w:pPr>
-            <w:r/>
-            <w:r>
-              <w:rPr>
-                <w:rFonts w:ascii="Microsoft YaHei" w:hAnsi="Microsoft YaHei"/>
-                <w:sz w:val="18"/>
-              </w:rPr>
-              <w:t>当前价</w:t>
+              <w:t>数值</w:t>
             </w:r>
           </w:p>
         </w:tc>
         <w:tc>
           <w:tcPr>
-            <w:tcW w:type="dxa" w:w="4533"/>
+            <w:tcW w:type="dxa" w:w="3022"/>
+            <w:shd w:fill="F6F8FA" w:val="clear"/>
           </w:tcPr>
           <w:p>
             <w:pPr>
@@ -246,14 +256,7 @@
                 <w:color w:val="1A1A1A"/>
                 <w:sz w:val="18"/>
               </w:rPr>
-              <w:t>28.68元</w:t>
-            </w:r>
-            <w:r>
-              <w:rPr>
-                <w:rFonts w:ascii="Microsoft YaHei" w:hAnsi="Microsoft YaHei"/>
-                <w:sz w:val="18"/>
-              </w:rPr>
-              <w:t>（+2.43%）</w:t>
+              <w:t>备注</w:t>
             </w:r>
           </w:p>
         </w:tc>
@@ -261,7 +264,72 @@
       <w:tr>
         <w:tc>
           <w:tcPr>
-            <w:tcW w:type="dxa" w:w="4533"/>
+            <w:tcW w:type="dxa" w:w="3022"/>
+          </w:tcPr>
+          <w:p>
+            <w:pPr>
+              <w:spacing w:before="40" w:after="40" w:line="288" w:lineRule="auto"/>
+            </w:pPr>
+            <w:r/>
+            <w:r>
+              <w:rPr>
+                <w:rFonts w:ascii="Microsoft YaHei" w:hAnsi="Microsoft YaHei"/>
+                <w:sz w:val="18"/>
+              </w:rPr>
+              <w:t>开盘价</w:t>
+            </w:r>
+          </w:p>
+        </w:tc>
+        <w:tc>
+          <w:tcPr>
+            <w:tcW w:type="dxa" w:w="3022"/>
+          </w:tcPr>
+          <w:p>
+            <w:pPr>
+              <w:spacing w:before="40" w:after="40" w:line="288" w:lineRule="auto"/>
+            </w:pPr>
+            <w:r/>
+            <w:r>
+              <w:rPr>
+                <w:rFonts w:ascii="Microsoft YaHei" w:hAnsi="Microsoft YaHei"/>
+                <w:sz w:val="18"/>
+              </w:rPr>
+              <w:t>28.28 元</w:t>
+            </w:r>
+          </w:p>
+        </w:tc>
+        <w:tc>
+          <w:tcPr>
+            <w:tcW w:type="dxa" w:w="3022"/>
+          </w:tcPr>
+          <w:p>
+            <w:pPr>
+              <w:spacing w:before="40" w:after="40" w:line="288" w:lineRule="auto"/>
+            </w:pPr>
+            <w:r/>
+            <w:r>
+              <w:rPr>
+                <w:rFonts w:ascii="Microsoft YaHei" w:hAnsi="Microsoft YaHei"/>
+                <w:sz w:val="18"/>
+              </w:rPr>
+              <w:t xml:space="preserve">高开 </w:t>
+            </w:r>
+            <w:r>
+              <w:rPr>
+                <w:rFonts w:ascii="Microsoft YaHei" w:hAnsi="Microsoft YaHei"/>
+                <w:b/>
+                <w:color w:val="1A1A1A"/>
+                <w:sz w:val="18"/>
+              </w:rPr>
+              <w:t>+1.0%</w:t>
+            </w:r>
+          </w:p>
+        </w:tc>
+      </w:tr>
+      <w:tr>
+        <w:tc>
+          <w:tcPr>
+            <w:tcW w:type="dxa" w:w="3022"/>
             <w:shd w:fill="F8F9FA" w:val="clear"/>
           </w:tcPr>
           <w:p>
@@ -274,13 +342,13 @@
                 <w:rFonts w:ascii="Microsoft YaHei" w:hAnsi="Microsoft YaHei"/>
                 <w:sz w:val="18"/>
               </w:rPr>
-              <w:t>开盘/最高/最低</w:t>
+              <w:t>最高价</w:t>
             </w:r>
           </w:p>
         </w:tc>
         <w:tc>
           <w:tcPr>
-            <w:tcW w:type="dxa" w:w="4533"/>
+            <w:tcW w:type="dxa" w:w="3022"/>
             <w:shd w:fill="F8F9FA" w:val="clear"/>
           </w:tcPr>
           <w:p>
@@ -293,7 +361,35 @@
                 <w:rFonts w:ascii="Microsoft YaHei" w:hAnsi="Microsoft YaHei"/>
                 <w:sz w:val="18"/>
               </w:rPr>
-              <w:t>28.28 / 29.49 / 28.13</w:t>
+              <w:t>29.49 元</w:t>
+            </w:r>
+          </w:p>
+        </w:tc>
+        <w:tc>
+          <w:tcPr>
+            <w:tcW w:type="dxa" w:w="3022"/>
+            <w:shd w:fill="F8F9FA" w:val="clear"/>
+          </w:tcPr>
+          <w:p>
+            <w:pPr>
+              <w:spacing w:before="40" w:after="40" w:line="288" w:lineRule="auto"/>
+            </w:pPr>
+            <w:r/>
+            <w:r>
+              <w:rPr>
+                <w:rFonts w:ascii="Microsoft YaHei" w:hAnsi="Microsoft YaHei"/>
+                <w:sz w:val="18"/>
+              </w:rPr>
+              <w:t xml:space="preserve">盘中一度冲高 </w:t>
+            </w:r>
+            <w:r>
+              <w:rPr>
+                <w:rFonts w:ascii="Microsoft YaHei" w:hAnsi="Microsoft YaHei"/>
+                <w:b/>
+                <w:color w:val="1A1A1A"/>
+                <w:sz w:val="18"/>
+              </w:rPr>
+              <w:t>+5.32%</w:t>
             </w:r>
           </w:p>
         </w:tc>
@@ -301,7 +397,124 @@
       <w:tr>
         <w:tc>
           <w:tcPr>
-            <w:tcW w:type="dxa" w:w="4533"/>
+            <w:tcW w:type="dxa" w:w="3022"/>
+          </w:tcPr>
+          <w:p>
+            <w:pPr>
+              <w:spacing w:before="40" w:after="40" w:line="288" w:lineRule="auto"/>
+            </w:pPr>
+            <w:r/>
+            <w:r>
+              <w:rPr>
+                <w:rFonts w:ascii="Microsoft YaHei" w:hAnsi="Microsoft YaHei"/>
+                <w:sz w:val="18"/>
+              </w:rPr>
+              <w:t>最低价</w:t>
+            </w:r>
+          </w:p>
+        </w:tc>
+        <w:tc>
+          <w:tcPr>
+            <w:tcW w:type="dxa" w:w="3022"/>
+          </w:tcPr>
+          <w:p>
+            <w:pPr>
+              <w:spacing w:before="40" w:after="40" w:line="288" w:lineRule="auto"/>
+            </w:pPr>
+            <w:r/>
+            <w:r>
+              <w:rPr>
+                <w:rFonts w:ascii="Microsoft YaHei" w:hAnsi="Microsoft YaHei"/>
+                <w:sz w:val="18"/>
+              </w:rPr>
+              <w:t>28.13 元</w:t>
+            </w:r>
+          </w:p>
+        </w:tc>
+        <w:tc>
+          <w:tcPr>
+            <w:tcW w:type="dxa" w:w="3022"/>
+          </w:tcPr>
+          <w:p>
+            <w:pPr>
+              <w:spacing w:before="40" w:after="40" w:line="288" w:lineRule="auto"/>
+            </w:pPr>
+            <w:r/>
+            <w:r>
+              <w:rPr>
+                <w:rFonts w:ascii="Microsoft YaHei" w:hAnsi="Microsoft YaHei"/>
+                <w:sz w:val="18"/>
+              </w:rPr>
+              <w:t>回踩未破昨收</w:t>
+            </w:r>
+          </w:p>
+        </w:tc>
+      </w:tr>
+      <w:tr>
+        <w:tc>
+          <w:tcPr>
+            <w:tcW w:type="dxa" w:w="3022"/>
+            <w:shd w:fill="F8F9FA" w:val="clear"/>
+          </w:tcPr>
+          <w:p>
+            <w:pPr>
+              <w:spacing w:before="40" w:after="40" w:line="288" w:lineRule="auto"/>
+            </w:pPr>
+            <w:r/>
+            <w:r>
+              <w:rPr>
+                <w:rFonts w:ascii="Microsoft YaHei" w:hAnsi="Microsoft YaHei"/>
+                <w:sz w:val="18"/>
+              </w:rPr>
+              <w:t>收盘价</w:t>
+            </w:r>
+          </w:p>
+        </w:tc>
+        <w:tc>
+          <w:tcPr>
+            <w:tcW w:type="dxa" w:w="3022"/>
+            <w:shd w:fill="F8F9FA" w:val="clear"/>
+          </w:tcPr>
+          <w:p>
+            <w:pPr>
+              <w:spacing w:before="40" w:after="40" w:line="288" w:lineRule="auto"/>
+            </w:pPr>
+            <w:r/>
+            <w:r>
+              <w:rPr>
+                <w:rFonts w:ascii="Microsoft YaHei" w:hAnsi="Microsoft YaHei"/>
+                <w:sz w:val="18"/>
+              </w:rPr>
+              <w:t>28.68 元</w:t>
+            </w:r>
+          </w:p>
+        </w:tc>
+        <w:tc>
+          <w:tcPr>
+            <w:tcW w:type="dxa" w:w="3022"/>
+            <w:shd w:fill="F8F9FA" w:val="clear"/>
+          </w:tcPr>
+          <w:p>
+            <w:pPr>
+              <w:spacing w:before="40" w:after="40" w:line="288" w:lineRule="auto"/>
+            </w:pPr>
+            <w:r/>
+            <w:r>
+              <w:rPr>
+                <w:rFonts w:ascii="Microsoft YaHei" w:hAnsi="Microsoft YaHei"/>
+                <w:b/>
+                <w:color w:val="1A1A1A"/>
+                <w:sz w:val="18"/>
+              </w:rPr>
+              <w:t>+2.43%</w:t>
+            </w:r>
+          </w:p>
+        </w:tc>
+      </w:tr>
+      <w:tr>
+        <w:tc>
+          <w:tcPr>
+            <w:tcW w:type="dxa" w:w="3022"/>
           </w:tcPr>
           <w:p>
             <w:pPr>
@@ -319,7 +532,7 @@
         </w:tc>
         <w:tc>
           <w:tcPr>
-            <w:tcW w:type="dxa" w:w="4533"/>
+            <w:tcW w:type="dxa" w:w="3022"/>
           </w:tcPr>
           <w:p>
             <w:pPr>
@@ -337,11 +550,29 @@
             </w:r>
           </w:p>
         </w:tc>
+        <w:tc>
+          <w:tcPr>
+            <w:tcW w:type="dxa" w:w="3022"/>
+          </w:tcPr>
+          <w:p>
+            <w:pPr>
+              <w:spacing w:before="40" w:after="40" w:line="288" w:lineRule="auto"/>
+            </w:pPr>
+            <w:r/>
+            <w:r>
+              <w:rPr>
+                <w:rFonts w:ascii="Microsoft YaHei" w:hAnsi="Microsoft YaHei"/>
+                <w:sz w:val="18"/>
+              </w:rPr>
+              <w:t>半日即超10亿</w:t>
+            </w:r>
+          </w:p>
+        </w:tc>
       </w:tr>
       <w:tr>
         <w:tc>
           <w:tcPr>
-            <w:tcW w:type="dxa" w:w="4533"/>
+            <w:tcW w:type="dxa" w:w="3022"/>
             <w:shd w:fill="F8F9FA" w:val="clear"/>
           </w:tcPr>
           <w:p>
@@ -360,7 +591,7 @@
         </w:tc>
         <w:tc>
           <w:tcPr>
-            <w:tcW w:type="dxa" w:w="4533"/>
+            <w:tcW w:type="dxa" w:w="3022"/>
             <w:shd w:fill="F8F9FA" w:val="clear"/>
           </w:tcPr>
           <w:p>
@@ -377,12 +608,33 @@
               </w:rPr>
               <w:t>1.53%</w:t>
             </w:r>
+          </w:p>
+        </w:tc>
+        <w:tc>
+          <w:tcPr>
+            <w:tcW w:type="dxa" w:w="3022"/>
+            <w:shd w:fill="F8F9FA" w:val="clear"/>
+          </w:tcPr>
+          <w:p>
+            <w:pPr>
+              <w:spacing w:before="40" w:after="40" w:line="288" w:lineRule="auto"/>
+            </w:pPr>
+            <w:r/>
             <w:r>
               <w:rPr>
                 <w:rFonts w:ascii="Microsoft YaHei" w:hAnsi="Microsoft YaHei"/>
                 <w:sz w:val="18"/>
               </w:rPr>
-              <w:t>（较上一交易日1.02%放量约50%）</w:t>
+              <w:t xml:space="preserve">较上日全日（1.02%）放大 </w:t>
+            </w:r>
+            <w:r>
+              <w:rPr>
+                <w:rFonts w:ascii="Microsoft YaHei" w:hAnsi="Microsoft YaHei"/>
+                <w:b/>
+                <w:color w:val="1A1A1A"/>
+                <w:sz w:val="18"/>
+              </w:rPr>
+              <w:t>50%</w:t>
             </w:r>
           </w:p>
         </w:tc>
@@ -390,7 +642,7 @@
       <w:tr>
         <w:tc>
           <w:tcPr>
-            <w:tcW w:type="dxa" w:w="4533"/>
+            <w:tcW w:type="dxa" w:w="3022"/>
           </w:tcPr>
           <w:p>
             <w:pPr>
@@ -408,7 +660,7 @@
         </w:tc>
         <w:tc>
           <w:tcPr>
-            <w:tcW w:type="dxa" w:w="4533"/>
+            <w:tcW w:type="dxa" w:w="3022"/>
           </w:tcPr>
           <w:p>
             <w:pPr>
@@ -426,11 +678,29 @@
             </w:r>
           </w:p>
         </w:tc>
+        <w:tc>
+          <w:tcPr>
+            <w:tcW w:type="dxa" w:w="3022"/>
+          </w:tcPr>
+          <w:p>
+            <w:pPr>
+              <w:spacing w:before="40" w:after="40" w:line="288" w:lineRule="auto"/>
+            </w:pPr>
+            <w:r/>
+            <w:r>
+              <w:rPr>
+                <w:rFonts w:ascii="Microsoft YaHei" w:hAnsi="Microsoft YaHei"/>
+                <w:sz w:val="18"/>
+              </w:rPr>
+              <w:t>交投明显活跃</w:t>
+            </w:r>
+          </w:p>
+        </w:tc>
       </w:tr>
       <w:tr>
         <w:tc>
           <w:tcPr>
-            <w:tcW w:type="dxa" w:w="4533"/>
+            <w:tcW w:type="dxa" w:w="3022"/>
             <w:shd w:fill="F8F9FA" w:val="clear"/>
           </w:tcPr>
           <w:p>
@@ -449,7 +719,7 @@
         </w:tc>
         <w:tc>
           <w:tcPr>
-            <w:tcW w:type="dxa" w:w="4533"/>
+            <w:tcW w:type="dxa" w:w="3022"/>
             <w:shd w:fill="F8F9FA" w:val="clear"/>
           </w:tcPr>
           <w:p>
@@ -468,49 +738,9 @@
             </w:r>
           </w:p>
         </w:tc>
-      </w:tr>
-      <w:tr>
         <w:tc>
           <w:tcPr>
-            <w:tcW w:type="dxa" w:w="4533"/>
-          </w:tcPr>
-          <w:p>
-            <w:pPr>
-              <w:spacing w:before="40" w:after="40" w:line="288" w:lineRule="auto"/>
-            </w:pPr>
-            <w:r/>
-            <w:r>
-              <w:rPr>
-                <w:rFonts w:ascii="Microsoft YaHei" w:hAnsi="Microsoft YaHei"/>
-                <w:sz w:val="18"/>
-              </w:rPr>
-              <w:t>动态市盈率</w:t>
-            </w:r>
-          </w:p>
-        </w:tc>
-        <w:tc>
-          <w:tcPr>
-            <w:tcW w:type="dxa" w:w="4533"/>
-          </w:tcPr>
-          <w:p>
-            <w:pPr>
-              <w:spacing w:before="40" w:after="40" w:line="288" w:lineRule="auto"/>
-            </w:pPr>
-            <w:r/>
-            <w:r>
-              <w:rPr>
-                <w:rFonts w:ascii="Microsoft YaHei" w:hAnsi="Microsoft YaHei"/>
-                <w:sz w:val="18"/>
-              </w:rPr>
-              <w:t>27.66倍</w:t>
-            </w:r>
-          </w:p>
-        </w:tc>
-      </w:tr>
-      <w:tr>
-        <w:tc>
-          <w:tcPr>
-            <w:tcW w:type="dxa" w:w="4533"/>
+            <w:tcW w:type="dxa" w:w="3022"/>
             <w:shd w:fill="F8F9FA" w:val="clear"/>
           </w:tcPr>
           <w:p>
@@ -523,13 +753,71 @@
                 <w:rFonts w:ascii="Microsoft YaHei" w:hAnsi="Microsoft YaHei"/>
                 <w:sz w:val="18"/>
               </w:rPr>
-              <w:t>市净率</w:t>
+              <w:t>多空博弈激烈</w:t>
+            </w:r>
+          </w:p>
+        </w:tc>
+      </w:tr>
+      <w:tr>
+        <w:tc>
+          <w:tcPr>
+            <w:tcW w:type="dxa" w:w="3022"/>
+          </w:tcPr>
+          <w:p>
+            <w:pPr>
+              <w:spacing w:before="40" w:after="40" w:line="288" w:lineRule="auto"/>
+            </w:pPr>
+            <w:r/>
+            <w:r>
+              <w:rPr>
+                <w:rFonts w:ascii="Microsoft YaHei" w:hAnsi="Microsoft YaHei"/>
+                <w:sz w:val="18"/>
+              </w:rPr>
+              <w:t>动态PE</w:t>
             </w:r>
           </w:p>
         </w:tc>
         <w:tc>
           <w:tcPr>
-            <w:tcW w:type="dxa" w:w="4533"/>
+            <w:tcW w:type="dxa" w:w="3022"/>
+          </w:tcPr>
+          <w:p>
+            <w:pPr>
+              <w:spacing w:before="40" w:after="40" w:line="288" w:lineRule="auto"/>
+            </w:pPr>
+            <w:r/>
+            <w:r>
+              <w:rPr>
+                <w:rFonts w:ascii="Microsoft YaHei" w:hAnsi="Microsoft YaHei"/>
+                <w:sz w:val="18"/>
+              </w:rPr>
+              <w:t>27.66 倍</w:t>
+            </w:r>
+          </w:p>
+        </w:tc>
+        <w:tc>
+          <w:tcPr>
+            <w:tcW w:type="dxa" w:w="3022"/>
+          </w:tcPr>
+          <w:p>
+            <w:pPr>
+              <w:spacing w:before="40" w:after="40" w:line="288" w:lineRule="auto"/>
+            </w:pPr>
+            <w:r/>
+            <w:r>
+              <w:rPr>
+                <w:rFonts w:ascii="Microsoft YaHei" w:hAnsi="Microsoft YaHei"/>
+                <w:sz w:val="18"/>
+              </w:rPr>
+              <w:t>处于历史中位偏低</w:t>
+            </w:r>
+          </w:p>
+        </w:tc>
+      </w:tr>
+      <w:tr>
+        <w:tc>
+          <w:tcPr>
+            <w:tcW w:type="dxa" w:w="3022"/>
             <w:shd w:fill="F8F9FA" w:val="clear"/>
           </w:tcPr>
           <w:p>
@@ -542,7 +830,45 @@
                 <w:rFonts w:ascii="Microsoft YaHei" w:hAnsi="Microsoft YaHei"/>
                 <w:sz w:val="18"/>
               </w:rPr>
-              <w:t>1.59倍</w:t>
+              <w:t>PB</w:t>
+            </w:r>
+          </w:p>
+        </w:tc>
+        <w:tc>
+          <w:tcPr>
+            <w:tcW w:type="dxa" w:w="3022"/>
+            <w:shd w:fill="F8F9FA" w:val="clear"/>
+          </w:tcPr>
+          <w:p>
+            <w:pPr>
+              <w:spacing w:before="40" w:after="40" w:line="288" w:lineRule="auto"/>
+            </w:pPr>
+            <w:r/>
+            <w:r>
+              <w:rPr>
+                <w:rFonts w:ascii="Microsoft YaHei" w:hAnsi="Microsoft YaHei"/>
+                <w:sz w:val="18"/>
+              </w:rPr>
+              <w:t>1.59 倍</w:t>
+            </w:r>
+          </w:p>
+        </w:tc>
+        <w:tc>
+          <w:tcPr>
+            <w:tcW w:type="dxa" w:w="3022"/>
+            <w:shd w:fill="F8F9FA" w:val="clear"/>
+          </w:tcPr>
+          <w:p>
+            <w:pPr>
+              <w:spacing w:before="40" w:after="40" w:line="288" w:lineRule="auto"/>
+            </w:pPr>
+            <w:r/>
+            <w:r>
+              <w:rPr>
+                <w:rFonts w:ascii="Microsoft YaHei" w:hAnsi="Microsoft YaHei"/>
+                <w:sz w:val="18"/>
+              </w:rPr>
+              <w:t>估值合理</w:t>
             </w:r>
           </w:p>
         </w:tc>
@@ -550,7 +876,7 @@
       <w:tr>
         <w:tc>
           <w:tcPr>
-            <w:tcW w:type="dxa" w:w="4533"/>
+            <w:tcW w:type="dxa" w:w="3022"/>
           </w:tcPr>
           <w:p>
             <w:pPr>
@@ -568,7 +894,27 @@
         </w:tc>
         <w:tc>
           <w:tcPr>
-            <w:tcW w:type="dxa" w:w="4533"/>
+            <w:tcW w:type="dxa" w:w="3022"/>
+          </w:tcPr>
+          <w:p>
+            <w:pPr>
+              <w:spacing w:before="40" w:after="40" w:line="288" w:lineRule="auto"/>
+            </w:pPr>
+            <w:r/>
+            <w:r>
+              <w:rPr>
+                <w:rFonts w:ascii="Microsoft YaHei" w:hAnsi="Microsoft YaHei"/>
+                <w:b/>
+                <w:color w:val="1A1A1A"/>
+                <w:sz w:val="18"/>
+              </w:rPr>
+              <w:t>650.53亿元</w:t>
+            </w:r>
+          </w:p>
+        </w:tc>
+        <w:tc>
+          <w:tcPr>
+            <w:tcW w:type="dxa" w:w="3022"/>
           </w:tcPr>
           <w:p>
             <w:pPr>
@@ -580,7 +926,7 @@
                 <w:rFonts w:ascii="Microsoft YaHei" w:hAnsi="Microsoft YaHei"/>
                 <w:sz w:val="18"/>
               </w:rPr>
-              <w:t>650.53亿元</w:t>
+              <w:t>流通市值相等</w:t>
             </w:r>
           </w:p>
         </w:tc>
@@ -594,13 +940,13 @@
           <w:b/>
           <w:color w:val="1A1A1A"/>
         </w:rPr>
-        <w:t>关键提示</w:t>
+        <w:t>关键观察</w:t>
       </w:r>
       <w:r>
         <w:rPr>
           <w:rFonts w:ascii="Microsoft YaHei" w:hAnsi="Microsoft YaHei"/>
         </w:rPr>
-        <w:t>：今日为中国动力除权除息日（每10股派2.0281元含税），昨收28.0元经除息后理论基准价约为</w:t>
+        <w:t>：高开高走，盘中一度冲高至29.49元（涨幅超5%），随后震荡回落，显示在29.5元附近存在一定获利盘抛压。最终收涨2.43%，守住大部分涨幅。成交额半日即达</w:t>
       </w:r>
       <w:r>
         <w:rPr>
@@ -608,96 +954,13 @@
           <w:b/>
           <w:color w:val="1A1A1A"/>
         </w:rPr>
-        <w:t>27.80元</w:t>
+        <w:t>10.04亿元</w:t>
       </w:r>
       <w:r>
         <w:rPr>
           <w:rFonts w:ascii="Microsoft YaHei" w:hAnsi="Microsoft YaHei"/>
         </w:rPr>
-        <w:t>。以当前价28.68元计算，</w:t>
-      </w:r>
-      <w:r>
-        <w:rPr>
-          <w:rFonts w:ascii="Microsoft YaHei" w:hAnsi="Microsoft YaHei"/>
-          <w:b/>
-          <w:color w:val="1A1A1A"/>
-        </w:rPr>
-        <w:t>实际涨幅约3.17%</w:t>
-      </w:r>
-      <w:r>
-        <w:rPr>
-          <w:rFonts w:ascii="Microsoft YaHei" w:hAnsi="Microsoft YaHei"/>
-        </w:rPr>
-        <w:t>，较名义涨幅（2.43%）更为强劲。</w:t>
-      </w:r>
-    </w:p>
-    <w:p>
-      <w:pPr>
-        <w:spacing w:before="280" w:after="80" w:line="312" w:lineRule="auto"/>
-      </w:pPr>
-      <w:r>
-        <w:rPr>
-          <w:rFonts w:ascii="Microsoft YaHei" w:hAnsi="Microsoft YaHei"/>
-          <w:b/>
-          <w:color w:val="333333"/>
-          <w:sz w:val="24"/>
-        </w:rPr>
-        <w:t>盘中走势特征</w:t>
-      </w:r>
-    </w:p>
-    <w:p>
-      <w:pPr>
-        <w:pStyle w:val="ListBullet"/>
-      </w:pPr>
-      <w:r>
-        <w:rPr>
-          <w:rFonts w:ascii="Microsoft YaHei" w:hAnsi="Microsoft YaHei"/>
-        </w:rPr>
-        <w:t>开盘28.28元，盘中冲高至</w:t>
-      </w:r>
-      <w:r>
-        <w:rPr>
-          <w:rFonts w:ascii="Microsoft YaHei" w:hAnsi="Microsoft YaHei"/>
-          <w:b/>
-          <w:color w:val="1A1A1A"/>
-        </w:rPr>
-        <w:t>29.49元（涨幅一度达5.32%）</w:t>
-      </w:r>
-      <w:r>
-        <w:rPr>
-          <w:rFonts w:ascii="Microsoft YaHei" w:hAnsi="Microsoft YaHei"/>
-        </w:rPr>
-        <w:t>后有所回落，最终收于28.68元</w:t>
-      </w:r>
-    </w:p>
-    <w:p>
-      <w:pPr>
-        <w:pStyle w:val="ListBullet"/>
-      </w:pPr>
-      <w:r>
-        <w:rPr>
-          <w:rFonts w:ascii="Microsoft YaHei" w:hAnsi="Microsoft YaHei"/>
-          <w:b/>
-          <w:color w:val="1A1A1A"/>
-        </w:rPr>
-        <w:t>外盘194,718手 vs 内盘153,221手</w:t>
-      </w:r>
-      <w:r>
-        <w:rPr>
-          <w:rFonts w:ascii="Microsoft YaHei" w:hAnsi="Microsoft YaHei"/>
-        </w:rPr>
-        <w:t>，外盘/内盘比1.27，主动买盘明显占优</w:t>
-      </w:r>
-    </w:p>
-    <w:p>
-      <w:pPr>
-        <w:pStyle w:val="ListBullet"/>
-      </w:pPr>
-      <w:r>
-        <w:rPr>
-          <w:rFonts w:ascii="Microsoft YaHei" w:hAnsi="Microsoft YaHei"/>
-        </w:rPr>
-        <w:t>全天振幅4.86%，多空博弈较为激烈，但买方力量占据主动</w:t>
+        <w:t>，换手率1.53%较上日全日大幅放量，交投情绪显著回暖。</w:t>
       </w:r>
     </w:p>
     <w:p>
@@ -736,7 +999,7 @@
           <w:color w:val="333333"/>
           <w:sz w:val="24"/>
         </w:rPr>
-        <w:t>日内资金流向</w:t>
+        <w:t>今日资金流向（逐分钟统计）</w:t>
       </w:r>
     </w:p>
     <w:tbl>
@@ -830,7 +1093,7 @@
                 <w:color w:val="1A1A1A"/>
                 <w:sz w:val="18"/>
               </w:rPr>
-              <w:t>净流入 3,496.29万元</w:t>
+              <w:t>净流入 8,506.22 万元</w:t>
             </w:r>
           </w:p>
         </w:tc>
@@ -870,7 +1133,7 @@
                 <w:rFonts w:ascii="Microsoft YaHei" w:hAnsi="Microsoft YaHei"/>
                 <w:sz w:val="18"/>
               </w:rPr>
-              <w:t>66分钟（占比58.4%）</w:t>
+              <w:t>119 分钟</w:t>
             </w:r>
           </w:p>
         </w:tc>
@@ -908,7 +1171,7 @@
                 <w:rFonts w:ascii="Microsoft YaHei" w:hAnsi="Microsoft YaHei"/>
                 <w:sz w:val="18"/>
               </w:rPr>
-              <w:t>47分钟（占比41.6%）</w:t>
+              <w:t>87 分钟</w:t>
             </w:r>
           </w:p>
         </w:tc>
@@ -946,9 +1209,11 @@
             <w:r>
               <w:rPr>
                 <w:rFonts w:ascii="Microsoft YaHei" w:hAnsi="Microsoft YaHei"/>
+                <w:b/>
+                <w:color w:val="1A1A1A"/>
                 <w:sz w:val="18"/>
               </w:rPr>
-              <w:t>520.5万元</w:t>
+              <w:t>1,018.8 万元</w:t>
             </w:r>
           </w:p>
         </w:tc>
@@ -986,7 +1251,7 @@
                 <w:rFonts w:ascii="Microsoft YaHei" w:hAnsi="Microsoft YaHei"/>
                 <w:sz w:val="18"/>
               </w:rPr>
-              <w:t>238.3万元</w:t>
+              <w:t>238.3 万元</w:t>
             </w:r>
           </w:p>
         </w:tc>
@@ -1004,7 +1269,7 @@
           <w:color w:val="333333"/>
           <w:sz w:val="24"/>
         </w:rPr>
-        <w:t>上一交易日资金细分</w:t>
+        <w:t>上一个交易日资金细分</w:t>
       </w:r>
     </w:p>
     <w:tbl>
@@ -1038,7 +1303,7 @@
                 <w:color w:val="1A1A1A"/>
                 <w:sz w:val="18"/>
               </w:rPr>
-              <w:t>资金类型</w:t>
+              <w:t>类型</w:t>
             </w:r>
           </w:p>
         </w:tc>
@@ -1080,7 +1345,7 @@
                 <w:color w:val="1A1A1A"/>
                 <w:sz w:val="18"/>
               </w:rPr>
-              <w:t>特征</w:t>
+              <w:t>方向</w:t>
             </w:r>
           </w:p>
         </w:tc>
@@ -1100,7 +1365,7 @@
                 <w:rFonts w:ascii="Microsoft YaHei" w:hAnsi="Microsoft YaHei"/>
                 <w:sz w:val="18"/>
               </w:rPr>
-              <w:t>大单</w:t>
+              <w:t>大单净额</w:t>
             </w:r>
           </w:p>
         </w:tc>
@@ -1120,7 +1385,7 @@
                 <w:color w:val="1A1A1A"/>
                 <w:sz w:val="18"/>
               </w:rPr>
-              <w:t>+5,521,461</w:t>
+              <w:t>+2,299.07 万</w:t>
             </w:r>
           </w:p>
         </w:tc>
@@ -1138,7 +1403,7 @@
                 <w:rFonts w:ascii="Microsoft YaHei" w:hAnsi="Microsoft YaHei"/>
                 <w:sz w:val="18"/>
               </w:rPr>
-              <w:t>大单净买入</w:t>
+              <w:t>净流入</w:t>
             </w:r>
           </w:p>
         </w:tc>
@@ -1159,7 +1424,7 @@
                 <w:rFonts w:ascii="Microsoft YaHei" w:hAnsi="Microsoft YaHei"/>
                 <w:sz w:val="18"/>
               </w:rPr>
-              <w:t>中单</w:t>
+              <w:t>中单净额</w:t>
             </w:r>
           </w:p>
         </w:tc>
@@ -1180,7 +1445,7 @@
                 <w:color w:val="1A1A1A"/>
                 <w:sz w:val="18"/>
               </w:rPr>
-              <w:t>+27,863,786</w:t>
+              <w:t>+5,098.01 万</w:t>
             </w:r>
           </w:p>
         </w:tc>
@@ -1199,7 +1464,7 @@
                 <w:rFonts w:ascii="Microsoft YaHei" w:hAnsi="Microsoft YaHei"/>
                 <w:sz w:val="18"/>
               </w:rPr>
-              <w:t>中单净买入规模最大</w:t>
+              <w:t>净流入</w:t>
             </w:r>
           </w:p>
         </w:tc>
@@ -1219,7 +1484,27 @@
                 <w:rFonts w:ascii="Microsoft YaHei" w:hAnsi="Microsoft YaHei"/>
                 <w:sz w:val="18"/>
               </w:rPr>
-              <w:t>小单</w:t>
+              <w:t>小单净额</w:t>
+            </w:r>
+          </w:p>
+        </w:tc>
+        <w:tc>
+          <w:tcPr>
+            <w:tcW w:type="dxa" w:w="3022"/>
+          </w:tcPr>
+          <w:p>
+            <w:pPr>
+              <w:spacing w:before="40" w:after="40" w:line="288" w:lineRule="auto"/>
+            </w:pPr>
+            <w:r/>
+            <w:r>
+              <w:rPr>
+                <w:rFonts w:ascii="Microsoft YaHei" w:hAnsi="Microsoft YaHei"/>
+                <w:b/>
+                <w:color w:val="1A1A1A"/>
+                <w:sz w:val="18"/>
+              </w:rPr>
+              <w:t>+1,127.94 万</w:t>
             </w:r>
           </w:p>
         </w:tc>
@@ -1237,25 +1522,7 @@
                 <w:rFonts w:ascii="Microsoft YaHei" w:hAnsi="Microsoft YaHei"/>
                 <w:sz w:val="18"/>
               </w:rPr>
-              <w:t>+1,583,304</w:t>
-            </w:r>
-          </w:p>
-        </w:tc>
-        <w:tc>
-          <w:tcPr>
-            <w:tcW w:type="dxa" w:w="3022"/>
-          </w:tcPr>
-          <w:p>
-            <w:pPr>
-              <w:spacing w:before="40" w:after="40" w:line="288" w:lineRule="auto"/>
-            </w:pPr>
-            <w:r/>
-            <w:r>
-              <w:rPr>
-                <w:rFonts w:ascii="Microsoft YaHei" w:hAnsi="Microsoft YaHei"/>
-                <w:sz w:val="18"/>
-              </w:rPr>
-              <w:t>散户小幅净买入</w:t>
+              <w:t>净流入</w:t>
             </w:r>
           </w:p>
         </w:tc>
@@ -1278,7 +1545,7 @@
                 <w:color w:val="1A1A1A"/>
                 <w:sz w:val="18"/>
               </w:rPr>
-              <w:t>合计</w:t>
+              <w:t>合计净额</w:t>
             </w:r>
           </w:p>
         </w:tc>
@@ -1299,7 +1566,7 @@
                 <w:color w:val="1A1A1A"/>
                 <w:sz w:val="18"/>
               </w:rPr>
-              <w:t>+34,968,551</w:t>
+              <w:t>+8,525.03 万</w:t>
             </w:r>
           </w:p>
         </w:tc>
@@ -1316,9 +1583,11 @@
             <w:r>
               <w:rPr>
                 <w:rFonts w:ascii="Microsoft YaHei" w:hAnsi="Microsoft YaHei"/>
+                <w:b/>
+                <w:color w:val="1A1A1A"/>
                 <w:sz w:val="18"/>
               </w:rPr>
-              <w:t>全线净流入</w:t>
+              <w:t>全面净流入</w:t>
             </w:r>
           </w:p>
         </w:tc>
@@ -1336,7 +1605,7 @@
           <w:color w:val="333333"/>
           <w:sz w:val="24"/>
         </w:rPr>
-        <w:t>融资融券（上一交易日日终）</w:t>
+        <w:t>融资融券（上日数据）</w:t>
       </w:r>
     </w:p>
     <w:p>
@@ -1349,13 +1618,27 @@
           <w:b/>
           <w:color w:val="1A1A1A"/>
         </w:rPr>
-        <w:t>融资余额：8.55亿元</w:t>
+        <w:t>融资余额</w:t>
       </w:r>
       <w:r>
         <w:rPr>
           <w:rFonts w:ascii="Microsoft YaHei" w:hAnsi="Microsoft YaHei"/>
         </w:rPr>
-        <w:t>（较前日+2.34%）——融资资金持续加仓</w:t>
+        <w:t xml:space="preserve">: 8.55 亿元（较前日 </w:t>
+      </w:r>
+      <w:r>
+        <w:rPr>
+          <w:rFonts w:ascii="Microsoft YaHei" w:hAnsi="Microsoft YaHei"/>
+          <w:b/>
+          <w:color w:val="1A1A1A"/>
+        </w:rPr>
+        <w:t>+2.34%</w:t>
+      </w:r>
+      <w:r>
+        <w:rPr>
+          <w:rFonts w:ascii="Microsoft YaHei" w:hAnsi="Microsoft YaHei"/>
+        </w:rPr>
+        <w:t>）— 杠杆资金持续加仓</w:t>
       </w:r>
     </w:p>
     <w:p>
@@ -1365,24 +1648,24 @@
       <w:r>
         <w:rPr>
           <w:rFonts w:ascii="Microsoft YaHei" w:hAnsi="Microsoft YaHei"/>
-          <w:b/>
-          <w:color w:val="1A1A1A"/>
         </w:rPr>
-        <w:t>融券余额：0.03亿元</w:t>
-      </w:r>
-      <w:r>
-        <w:rPr>
-          <w:rFonts w:ascii="Microsoft YaHei" w:hAnsi="Microsoft YaHei"/>
-        </w:rPr>
-        <w:t>（较前日+17.55%）——融券规模极小，做空压力有限</w:t>
+        <w:t>融券余额: 0.03 亿元（较前日 +17.55%）</w:t>
       </w:r>
     </w:p>
     <w:p>
       <w:r>
         <w:rPr>
           <w:rFonts w:ascii="Microsoft YaHei" w:hAnsi="Microsoft YaHei"/>
+          <w:b/>
+          <w:color w:val="1A1A1A"/>
         </w:rPr>
-        <w:t>&gt; 今日快讯显示，7月28日该股获</w:t>
+        <w:t>资金面小结</w:t>
+      </w:r>
+      <w:r>
+        <w:rPr>
+          <w:rFonts w:ascii="Microsoft YaHei" w:hAnsi="Microsoft YaHei"/>
+        </w:rPr>
+        <w:t>：今日资金持续呈现净流入格局，半日净流入</w:t>
       </w:r>
       <w:r>
         <w:rPr>
@@ -1390,13 +1673,27 @@
           <w:b/>
           <w:color w:val="1A1A1A"/>
         </w:rPr>
-        <w:t>融资买入5,038.82万元</w:t>
+        <w:t>8,506万元</w:t>
       </w:r>
       <w:r>
         <w:rPr>
           <w:rFonts w:ascii="Microsoft YaHei" w:hAnsi="Microsoft YaHei"/>
         </w:rPr>
-        <w:t>，融资余额占流通市值比例1.36%，低于近一年10%分位水平，说明加仓空间充裕。</w:t>
+        <w:t>，流入时间（119分钟）远多于流出时间（87分钟），且最大单分钟流入量（1,018.8万）是最大流出量（238.3万）的</w:t>
+      </w:r>
+      <w:r>
+        <w:rPr>
+          <w:rFonts w:ascii="Microsoft YaHei" w:hAnsi="Microsoft YaHei"/>
+          <w:b/>
+          <w:color w:val="1A1A1A"/>
+        </w:rPr>
+        <w:t>4.3倍</w:t>
+      </w:r>
+      <w:r>
+        <w:rPr>
+          <w:rFonts w:ascii="Microsoft YaHei" w:hAnsi="Microsoft YaHei"/>
+        </w:rPr>
+        <w:t>，主力资金做多意愿明确。融资余额持续增长，杠杆资金看好后市。</w:t>
       </w:r>
     </w:p>
     <w:p>
@@ -1435,7 +1732,7 @@
           <w:color w:val="333333"/>
           <w:sz w:val="24"/>
         </w:rPr>
-        <w:t>均线系统与布林带</w:t>
+        <w:t>均线位置分析</w:t>
       </w:r>
     </w:p>
     <w:tbl>
@@ -1447,14 +1744,15 @@
         <w:tblLook w:firstColumn="1" w:firstRow="1" w:lastColumn="0" w:lastRow="0" w:noHBand="0" w:noVBand="1" w:val="04A0"/>
       </w:tblPr>
       <w:tblGrid>
-        <w:gridCol w:w="3022"/>
-        <w:gridCol w:w="3022"/>
-        <w:gridCol w:w="3022"/>
+        <w:gridCol w:w="2266"/>
+        <w:gridCol w:w="2266"/>
+        <w:gridCol w:w="2266"/>
+        <w:gridCol w:w="2266"/>
       </w:tblGrid>
       <w:tr>
         <w:tc>
           <w:tcPr>
-            <w:tcW w:type="dxa" w:w="3022"/>
+            <w:tcW w:type="dxa" w:w="2266"/>
             <w:shd w:fill="F6F8FA" w:val="clear"/>
           </w:tcPr>
           <w:p>
@@ -1469,13 +1767,13 @@
                 <w:color w:val="1A1A1A"/>
                 <w:sz w:val="18"/>
               </w:rPr>
-              <w:t>技术指标</w:t>
+              <w:t>均线</w:t>
             </w:r>
           </w:p>
         </w:tc>
         <w:tc>
           <w:tcPr>
-            <w:tcW w:type="dxa" w:w="3022"/>
+            <w:tcW w:type="dxa" w:w="2266"/>
             <w:shd w:fill="F6F8FA" w:val="clear"/>
           </w:tcPr>
           <w:p>
@@ -1490,13 +1788,13 @@
                 <w:color w:val="1A1A1A"/>
                 <w:sz w:val="18"/>
               </w:rPr>
-              <w:t>位置</w:t>
+              <w:t>价格</w:t>
             </w:r>
           </w:p>
         </w:tc>
         <w:tc>
           <w:tcPr>
-            <w:tcW w:type="dxa" w:w="3022"/>
+            <w:tcW w:type="dxa" w:w="2266"/>
             <w:shd w:fill="F6F8FA" w:val="clear"/>
           </w:tcPr>
           <w:p>
@@ -1511,7 +1809,28 @@
                 <w:color w:val="1A1A1A"/>
                 <w:sz w:val="18"/>
               </w:rPr>
-              <w:t>偏离度</w:t>
+              <w:t>当前价偏离度</w:t>
+            </w:r>
+          </w:p>
+        </w:tc>
+        <w:tc>
+          <w:tcPr>
+            <w:tcW w:type="dxa" w:w="2266"/>
+            <w:shd w:fill="F6F8FA" w:val="clear"/>
+          </w:tcPr>
+          <w:p>
+            <w:pPr>
+              <w:spacing w:before="40" w:after="40" w:line="288" w:lineRule="auto"/>
+            </w:pPr>
+            <w:r/>
+            <w:r>
+              <w:rPr>
+                <w:rFonts w:ascii="Microsoft YaHei" w:hAnsi="Microsoft YaHei"/>
+                <w:b/>
+                <w:color w:val="1A1A1A"/>
+                <w:sz w:val="18"/>
+              </w:rPr>
+              <w:t>状态</w:t>
             </w:r>
           </w:p>
         </w:tc>
@@ -1519,7 +1838,7 @@
       <w:tr>
         <w:tc>
           <w:tcPr>
-            <w:tcW w:type="dxa" w:w="3022"/>
+            <w:tcW w:type="dxa" w:w="2266"/>
           </w:tcPr>
           <w:p>
             <w:pPr>
@@ -1531,13 +1850,13 @@
                 <w:rFonts w:ascii="Microsoft YaHei" w:hAnsi="Microsoft YaHei"/>
                 <w:sz w:val="18"/>
               </w:rPr>
-              <w:t>MA5（约29.46元）</w:t>
+              <w:t>MA5</w:t>
             </w:r>
           </w:p>
         </w:tc>
         <w:tc>
           <w:tcPr>
-            <w:tcW w:type="dxa" w:w="3022"/>
+            <w:tcW w:type="dxa" w:w="2266"/>
           </w:tcPr>
           <w:p>
             <w:pPr>
@@ -1549,8 +1868,19 @@
                 <w:rFonts w:ascii="Microsoft YaHei" w:hAnsi="Microsoft YaHei"/>
                 <w:sz w:val="18"/>
               </w:rPr>
-              <w:t>当前价</w:t>
+              <w:t>29.46 元</w:t>
             </w:r>
+          </w:p>
+        </w:tc>
+        <w:tc>
+          <w:tcPr>
+            <w:tcW w:type="dxa" w:w="2266"/>
+          </w:tcPr>
+          <w:p>
+            <w:pPr>
+              <w:spacing w:before="40" w:after="40" w:line="288" w:lineRule="auto"/>
+            </w:pPr>
+            <w:r/>
             <w:r>
               <w:rPr>
                 <w:rFonts w:ascii="Microsoft YaHei" w:hAnsi="Microsoft YaHei"/>
@@ -1558,13 +1888,13 @@
                 <w:color w:val="1A1A1A"/>
                 <w:sz w:val="18"/>
               </w:rPr>
-              <w:t>下方2.6%</w:t>
+              <w:t>-2.6%</w:t>
             </w:r>
           </w:p>
         </w:tc>
         <w:tc>
           <w:tcPr>
-            <w:tcW w:type="dxa" w:w="3022"/>
+            <w:tcW w:type="dxa" w:w="2266"/>
           </w:tcPr>
           <w:p>
             <w:pPr>
@@ -1576,7 +1906,7 @@
                 <w:rFonts w:ascii="Microsoft YaHei" w:hAnsi="Microsoft YaHei"/>
                 <w:sz w:val="18"/>
               </w:rPr>
-              <w:t>均线压制</w:t>
+              <w:t>下方压制</w:t>
             </w:r>
           </w:p>
         </w:tc>
@@ -1584,7 +1914,7 @@
       <w:tr>
         <w:tc>
           <w:tcPr>
-            <w:tcW w:type="dxa" w:w="3022"/>
+            <w:tcW w:type="dxa" w:w="2266"/>
             <w:shd w:fill="F8F9FA" w:val="clear"/>
           </w:tcPr>
           <w:p>
@@ -1597,13 +1927,13 @@
                 <w:rFonts w:ascii="Microsoft YaHei" w:hAnsi="Microsoft YaHei"/>
                 <w:sz w:val="18"/>
               </w:rPr>
-              <w:t>MA10（约29.63元）</w:t>
+              <w:t>MA10</w:t>
             </w:r>
           </w:p>
         </w:tc>
         <w:tc>
           <w:tcPr>
-            <w:tcW w:type="dxa" w:w="3022"/>
+            <w:tcW w:type="dxa" w:w="2266"/>
             <w:shd w:fill="F8F9FA" w:val="clear"/>
           </w:tcPr>
           <w:p>
@@ -1616,8 +1946,20 @@
                 <w:rFonts w:ascii="Microsoft YaHei" w:hAnsi="Microsoft YaHei"/>
                 <w:sz w:val="18"/>
               </w:rPr>
-              <w:t>当前价</w:t>
+              <w:t>29.63 元</w:t>
             </w:r>
+          </w:p>
+        </w:tc>
+        <w:tc>
+          <w:tcPr>
+            <w:tcW w:type="dxa" w:w="2266"/>
+            <w:shd w:fill="F8F9FA" w:val="clear"/>
+          </w:tcPr>
+          <w:p>
+            <w:pPr>
+              <w:spacing w:before="40" w:after="40" w:line="288" w:lineRule="auto"/>
+            </w:pPr>
+            <w:r/>
             <w:r>
               <w:rPr>
                 <w:rFonts w:ascii="Microsoft YaHei" w:hAnsi="Microsoft YaHei"/>
@@ -1625,13 +1967,13 @@
                 <w:color w:val="1A1A1A"/>
                 <w:sz w:val="18"/>
               </w:rPr>
-              <w:t>下方3.2%</w:t>
+              <w:t>-3.2%</w:t>
             </w:r>
           </w:p>
         </w:tc>
         <w:tc>
           <w:tcPr>
-            <w:tcW w:type="dxa" w:w="3022"/>
+            <w:tcW w:type="dxa" w:w="2266"/>
             <w:shd w:fill="F8F9FA" w:val="clear"/>
           </w:tcPr>
           <w:p>
@@ -1644,7 +1986,7 @@
                 <w:rFonts w:ascii="Microsoft YaHei" w:hAnsi="Microsoft YaHei"/>
                 <w:sz w:val="18"/>
               </w:rPr>
-              <w:t>均线压制</w:t>
+              <w:t>下方压制</w:t>
             </w:r>
           </w:p>
         </w:tc>
@@ -1652,7 +1994,7 @@
       <w:tr>
         <w:tc>
           <w:tcPr>
-            <w:tcW w:type="dxa" w:w="3022"/>
+            <w:tcW w:type="dxa" w:w="2266"/>
           </w:tcPr>
           <w:p>
             <w:pPr>
@@ -1664,13 +2006,13 @@
                 <w:rFonts w:ascii="Microsoft YaHei" w:hAnsi="Microsoft YaHei"/>
                 <w:sz w:val="18"/>
               </w:rPr>
-              <w:t>MA20/布林中轨（约31.27元）</w:t>
+              <w:t>MA20（布林中轨）</w:t>
             </w:r>
           </w:p>
         </w:tc>
         <w:tc>
           <w:tcPr>
-            <w:tcW w:type="dxa" w:w="3022"/>
+            <w:tcW w:type="dxa" w:w="2266"/>
           </w:tcPr>
           <w:p>
             <w:pPr>
@@ -1682,8 +2024,19 @@
                 <w:rFonts w:ascii="Microsoft YaHei" w:hAnsi="Microsoft YaHei"/>
                 <w:sz w:val="18"/>
               </w:rPr>
-              <w:t>当前价</w:t>
+              <w:t>31.27 元</w:t>
             </w:r>
+          </w:p>
+        </w:tc>
+        <w:tc>
+          <w:tcPr>
+            <w:tcW w:type="dxa" w:w="2266"/>
+          </w:tcPr>
+          <w:p>
+            <w:pPr>
+              <w:spacing w:before="40" w:after="40" w:line="288" w:lineRule="auto"/>
+            </w:pPr>
+            <w:r/>
             <w:r>
               <w:rPr>
                 <w:rFonts w:ascii="Microsoft YaHei" w:hAnsi="Microsoft YaHei"/>
@@ -1691,13 +2044,13 @@
                 <w:color w:val="1A1A1A"/>
                 <w:sz w:val="18"/>
               </w:rPr>
-              <w:t>下方8.3%</w:t>
+              <w:t>-8.3%</w:t>
             </w:r>
           </w:p>
         </w:tc>
         <w:tc>
           <w:tcPr>
-            <w:tcW w:type="dxa" w:w="3022"/>
+            <w:tcW w:type="dxa" w:w="2266"/>
           </w:tcPr>
           <w:p>
             <w:pPr>
@@ -1709,7 +2062,79 @@
                 <w:rFonts w:ascii="Microsoft YaHei" w:hAnsi="Microsoft YaHei"/>
                 <w:sz w:val="18"/>
               </w:rPr>
-              <w:t>中期承压</w:t>
+              <w:t>下方压制</w:t>
+            </w:r>
+          </w:p>
+        </w:tc>
+      </w:tr>
+    </w:tbl>
+    <w:p/>
+    <w:p>
+      <w:pPr>
+        <w:spacing w:before="280" w:after="80" w:line="312" w:lineRule="auto"/>
+      </w:pPr>
+      <w:r>
+        <w:rPr>
+          <w:rFonts w:ascii="Microsoft YaHei" w:hAnsi="Microsoft YaHei"/>
+          <w:b/>
+          <w:color w:val="333333"/>
+          <w:sz w:val="24"/>
+        </w:rPr>
+        <w:t>布林带位置</w:t>
+      </w:r>
+    </w:p>
+    <w:tbl>
+      <w:tblPr>
+        <w:tblStyle w:val="TableGrid"/>
+        <w:tblW w:type="auto" w:w="0"/>
+        <w:jc w:val="center"/>
+        <w:tblLayout w:type="autofit"/>
+        <w:tblLook w:firstColumn="1" w:firstRow="1" w:lastColumn="0" w:lastRow="0" w:noHBand="0" w:noVBand="1" w:val="04A0"/>
+      </w:tblPr>
+      <w:tblGrid>
+        <w:gridCol w:w="4533"/>
+        <w:gridCol w:w="4533"/>
+      </w:tblGrid>
+      <w:tr>
+        <w:tc>
+          <w:tcPr>
+            <w:tcW w:type="dxa" w:w="4533"/>
+            <w:shd w:fill="F6F8FA" w:val="clear"/>
+          </w:tcPr>
+          <w:p>
+            <w:pPr>
+              <w:spacing w:before="40" w:after="40" w:line="288" w:lineRule="auto"/>
+            </w:pPr>
+            <w:r/>
+            <w:r>
+              <w:rPr>
+                <w:rFonts w:ascii="Microsoft YaHei" w:hAnsi="Microsoft YaHei"/>
+                <w:b/>
+                <w:color w:val="1A1A1A"/>
+                <w:sz w:val="18"/>
+              </w:rPr>
+              <w:t>指标</w:t>
+            </w:r>
+          </w:p>
+        </w:tc>
+        <w:tc>
+          <w:tcPr>
+            <w:tcW w:type="dxa" w:w="4533"/>
+            <w:shd w:fill="F6F8FA" w:val="clear"/>
+          </w:tcPr>
+          <w:p>
+            <w:pPr>
+              <w:spacing w:before="40" w:after="40" w:line="288" w:lineRule="auto"/>
+            </w:pPr>
+            <w:r/>
+            <w:r>
+              <w:rPr>
+                <w:rFonts w:ascii="Microsoft YaHei" w:hAnsi="Microsoft YaHei"/>
+                <w:b/>
+                <w:color w:val="1A1A1A"/>
+                <w:sz w:val="18"/>
+              </w:rPr>
+              <w:t>价格</w:t>
             </w:r>
           </w:p>
         </w:tc>
@@ -1717,7 +2142,45 @@
       <w:tr>
         <w:tc>
           <w:tcPr>
-            <w:tcW w:type="dxa" w:w="3022"/>
+            <w:tcW w:type="dxa" w:w="4533"/>
+          </w:tcPr>
+          <w:p>
+            <w:pPr>
+              <w:spacing w:before="40" w:after="40" w:line="288" w:lineRule="auto"/>
+            </w:pPr>
+            <w:r/>
+            <w:r>
+              <w:rPr>
+                <w:rFonts w:ascii="Microsoft YaHei" w:hAnsi="Microsoft YaHei"/>
+                <w:sz w:val="18"/>
+              </w:rPr>
+              <w:t>布林带上轨</w:t>
+            </w:r>
+          </w:p>
+        </w:tc>
+        <w:tc>
+          <w:tcPr>
+            <w:tcW w:type="dxa" w:w="4533"/>
+          </w:tcPr>
+          <w:p>
+            <w:pPr>
+              <w:spacing w:before="40" w:after="40" w:line="288" w:lineRule="auto"/>
+            </w:pPr>
+            <w:r/>
+            <w:r>
+              <w:rPr>
+                <w:rFonts w:ascii="Microsoft YaHei" w:hAnsi="Microsoft YaHei"/>
+                <w:sz w:val="18"/>
+              </w:rPr>
+              <w:t>35.29 元</w:t>
+            </w:r>
+          </w:p>
+        </w:tc>
+      </w:tr>
+      <w:tr>
+        <w:tc>
+          <w:tcPr>
+            <w:tcW w:type="dxa" w:w="4533"/>
             <w:shd w:fill="F8F9FA" w:val="clear"/>
           </w:tcPr>
           <w:p>
@@ -1730,13 +2193,13 @@
                 <w:rFonts w:ascii="Microsoft YaHei" w:hAnsi="Microsoft YaHei"/>
                 <w:sz w:val="18"/>
               </w:rPr>
-              <w:t>布林上轨（35.29元）</w:t>
+              <w:t>布林带中轨（MA20）</w:t>
             </w:r>
           </w:p>
         </w:tc>
         <w:tc>
           <w:tcPr>
-            <w:tcW w:type="dxa" w:w="3022"/>
+            <w:tcW w:type="dxa" w:w="4533"/>
             <w:shd w:fill="F8F9FA" w:val="clear"/>
           </w:tcPr>
           <w:p>
@@ -1749,13 +2212,57 @@
                 <w:rFonts w:ascii="Microsoft YaHei" w:hAnsi="Microsoft YaHei"/>
                 <w:sz w:val="18"/>
               </w:rPr>
-              <w:t>上方空间充裕</w:t>
+              <w:t>31.27 元</w:t>
+            </w:r>
+          </w:p>
+        </w:tc>
+      </w:tr>
+      <w:tr>
+        <w:tc>
+          <w:tcPr>
+            <w:tcW w:type="dxa" w:w="4533"/>
+          </w:tcPr>
+          <w:p>
+            <w:pPr>
+              <w:spacing w:before="40" w:after="40" w:line="288" w:lineRule="auto"/>
+            </w:pPr>
+            <w:r/>
+            <w:r>
+              <w:rPr>
+                <w:rFonts w:ascii="Microsoft YaHei" w:hAnsi="Microsoft YaHei"/>
+                <w:b/>
+                <w:color w:val="1A1A1A"/>
+                <w:sz w:val="18"/>
+              </w:rPr>
+              <w:t>当前价</w:t>
             </w:r>
           </w:p>
         </w:tc>
         <w:tc>
           <w:tcPr>
-            <w:tcW w:type="dxa" w:w="3022"/>
+            <w:tcW w:type="dxa" w:w="4533"/>
+          </w:tcPr>
+          <w:p>
+            <w:pPr>
+              <w:spacing w:before="40" w:after="40" w:line="288" w:lineRule="auto"/>
+            </w:pPr>
+            <w:r/>
+            <w:r>
+              <w:rPr>
+                <w:rFonts w:ascii="Microsoft YaHei" w:hAnsi="Microsoft YaHei"/>
+                <w:b/>
+                <w:color w:val="1A1A1A"/>
+                <w:sz w:val="18"/>
+              </w:rPr>
+              <w:t>28.68 元</w:t>
+            </w:r>
+          </w:p>
+        </w:tc>
+      </w:tr>
+      <w:tr>
+        <w:tc>
+          <w:tcPr>
+            <w:tcW w:type="dxa" w:w="4533"/>
             <w:shd w:fill="F8F9FA" w:val="clear"/>
           </w:tcPr>
           <w:p>
@@ -1768,15 +2275,14 @@
                 <w:rFonts w:ascii="Microsoft YaHei" w:hAnsi="Microsoft YaHei"/>
                 <w:sz w:val="18"/>
               </w:rPr>
-              <w:t>—</w:t>
+              <w:t>布林带下轨</w:t>
             </w:r>
           </w:p>
         </w:tc>
-      </w:tr>
-      <w:tr>
         <w:tc>
           <w:tcPr>
-            <w:tcW w:type="dxa" w:w="3022"/>
+            <w:tcW w:type="dxa" w:w="4533"/>
+            <w:shd w:fill="F8F9FA" w:val="clear"/>
           </w:tcPr>
           <w:p>
             <w:pPr>
@@ -1786,45 +2292,11 @@
             <w:r>
               <w:rPr>
                 <w:rFonts w:ascii="Microsoft YaHei" w:hAnsi="Microsoft YaHei"/>
+                <w:b/>
+                <w:color w:val="1A1A1A"/>
                 <w:sz w:val="18"/>
               </w:rPr>
-              <w:t>布林下轨（27.25元）</w:t>
-            </w:r>
-          </w:p>
-        </w:tc>
-        <w:tc>
-          <w:tcPr>
-            <w:tcW w:type="dxa" w:w="3022"/>
-          </w:tcPr>
-          <w:p>
-            <w:pPr>
-              <w:spacing w:before="40" w:after="40" w:line="288" w:lineRule="auto"/>
-            </w:pPr>
-            <w:r/>
-            <w:r>
-              <w:rPr>
-                <w:rFonts w:ascii="Microsoft YaHei" w:hAnsi="Microsoft YaHei"/>
-                <w:sz w:val="18"/>
-              </w:rPr>
-              <w:t>近在咫尺</w:t>
-            </w:r>
-          </w:p>
-        </w:tc>
-        <w:tc>
-          <w:tcPr>
-            <w:tcW w:type="dxa" w:w="3022"/>
-          </w:tcPr>
-          <w:p>
-            <w:pPr>
-              <w:spacing w:before="40" w:after="40" w:line="288" w:lineRule="auto"/>
-            </w:pPr>
-            <w:r/>
-            <w:r>
-              <w:rPr>
-                <w:rFonts w:ascii="Microsoft YaHei" w:hAnsi="Microsoft YaHei"/>
-                <w:sz w:val="18"/>
-              </w:rPr>
-              <w:t>支撑参考</w:t>
+              <w:t>27.25 元</w:t>
             </w:r>
           </w:p>
         </w:tc>
@@ -1838,13 +2310,24 @@
           <w:b/>
           <w:color w:val="1A1A1A"/>
         </w:rPr>
-        <w:t>技术判断</w:t>
+        <w:t>技术面研判</w:t>
       </w:r>
       <w:r>
         <w:rPr>
           <w:rFonts w:ascii="Microsoft YaHei" w:hAnsi="Microsoft YaHei"/>
         </w:rPr>
-        <w:t>：当前股价28.68元</w:t>
+        <w:t>：</w:t>
+      </w:r>
+    </w:p>
+    <w:p>
+      <w:pPr>
+        <w:pStyle w:val="ListBullet"/>
+      </w:pPr>
+      <w:r>
+        <w:rPr>
+          <w:rFonts w:ascii="Microsoft YaHei" w:hAnsi="Microsoft YaHei"/>
+        </w:rPr>
+        <w:t>股价在MA5、MA10、MA20下方运行，短期均线呈空头排列，</w:t>
       </w:r>
       <w:r>
         <w:rPr>
@@ -1852,13 +2335,24 @@
           <w:b/>
           <w:color w:val="1A1A1A"/>
         </w:rPr>
-        <w:t>位于布林带下轨（27.25元）附近但已开始反弹</w:t>
+        <w:t>中期趋势偏弱</w:t>
       </w:r>
       <w:r>
         <w:rPr>
           <w:rFonts w:ascii="Microsoft YaHei" w:hAnsi="Microsoft YaHei"/>
         </w:rPr>
-        <w:t>，自下轨区域的反弹信号较为明确。不过短期均线（MA5/MA10）在29.5元附近形成压制，</w:t>
+        <w:t>。</w:t>
+      </w:r>
+    </w:p>
+    <w:p>
+      <w:pPr>
+        <w:pStyle w:val="ListBullet"/>
+      </w:pPr>
+      <w:r>
+        <w:rPr>
+          <w:rFonts w:ascii="Microsoft YaHei" w:hAnsi="Microsoft YaHei"/>
+        </w:rPr>
+        <w:t>但今日股价低点28.13元，已接近</w:t>
       </w:r>
       <w:r>
         <w:rPr>
@@ -1866,13 +2360,63 @@
           <w:b/>
           <w:color w:val="1A1A1A"/>
         </w:rPr>
-        <w:t>29.5~30元区间为短期关键阻力位</w:t>
+        <w:t>布林带下轨27.25元</w:t>
       </w:r>
       <w:r>
         <w:rPr>
           <w:rFonts w:ascii="Microsoft YaHei" w:hAnsi="Microsoft YaHei"/>
         </w:rPr>
-        <w:t>。盘中最高触及29.49元后回落，恰好受制于MA5与MA10均线区域，午后能否突破此位置是关键看点。</w:t>
+        <w:t>，该区域存在较强支撑。今日放量反弹，有</w:t>
+      </w:r>
+      <w:r>
+        <w:rPr>
+          <w:rFonts w:ascii="Microsoft YaHei" w:hAnsi="Microsoft YaHei"/>
+          <w:b/>
+          <w:color w:val="1A1A1A"/>
+        </w:rPr>
+        <w:t>止跌企稳迹象</w:t>
+      </w:r>
+      <w:r>
+        <w:rPr>
+          <w:rFonts w:ascii="Microsoft YaHei" w:hAnsi="Microsoft YaHei"/>
+        </w:rPr>
+        <w:t>。</w:t>
+      </w:r>
+    </w:p>
+    <w:p>
+      <w:pPr>
+        <w:pStyle w:val="ListBullet"/>
+      </w:pPr>
+      <w:r>
+        <w:rPr>
+          <w:rFonts w:ascii="Microsoft YaHei" w:hAnsi="Microsoft YaHei"/>
+        </w:rPr>
+        <w:t>盘中最高29.49元，一度触及MA5（29.46元）附近后回落，说明</w:t>
+      </w:r>
+      <w:r>
+        <w:rPr>
+          <w:rFonts w:ascii="Microsoft YaHei" w:hAnsi="Microsoft YaHei"/>
+          <w:b/>
+          <w:color w:val="1A1A1A"/>
+        </w:rPr>
+        <w:t>29.5元附近是第一道短线压力位</w:t>
+      </w:r>
+      <w:r>
+        <w:rPr>
+          <w:rFonts w:ascii="Microsoft YaHei" w:hAnsi="Microsoft YaHei"/>
+        </w:rPr>
+        <w:t>。</w:t>
+      </w:r>
+    </w:p>
+    <w:p>
+      <w:pPr>
+        <w:pStyle w:val="ListBullet"/>
+      </w:pPr>
+      <w:r>
+        <w:rPr>
+          <w:rFonts w:ascii="Microsoft YaHei" w:hAnsi="Microsoft YaHei"/>
+        </w:rPr>
+        <w:t>若后续放量突破MA5和MA10（29.5-29.6元区间），则有望向MA20（31.27元）方向修复；若受阻回落，则可能再次回踩布林下轨27.25元附近。</w:t>
       </w:r>
     </w:p>
     <w:p>
@@ -1911,79 +2455,7 @@
           <w:color w:val="333333"/>
           <w:sz w:val="24"/>
         </w:rPr>
-        <w:t>核心事件一：除权除息日（7月29日）</w:t>
-      </w:r>
-    </w:p>
-    <w:p>
-      <w:r>
-        <w:rPr>
-          <w:rFonts w:ascii="Microsoft YaHei" w:hAnsi="Microsoft YaHei"/>
-        </w:rPr>
-        <w:t>今日为股权登记日后的除权除息日，每股派发</w:t>
-      </w:r>
-      <w:r>
-        <w:rPr>
-          <w:rFonts w:ascii="Microsoft YaHei" w:hAnsi="Microsoft YaHei"/>
-          <w:b/>
-          <w:color w:val="1A1A1A"/>
-        </w:rPr>
-        <w:t>0.20281元现金红利</w:t>
-      </w:r>
-      <w:r>
-        <w:rPr>
-          <w:rFonts w:ascii="Microsoft YaHei" w:hAnsi="Microsoft YaHei"/>
-        </w:rPr>
-        <w:t>。除息后的价格变动需结合填权逻辑来看——今日名义涨幅2.43%、实际涨幅约3.17%，显示市场对该股</w:t>
-      </w:r>
-      <w:r>
-        <w:rPr>
-          <w:rFonts w:ascii="Microsoft YaHei" w:hAnsi="Microsoft YaHei"/>
-          <w:b/>
-          <w:color w:val="1A1A1A"/>
-        </w:rPr>
-        <w:t>存在填权预期</w:t>
-      </w:r>
-      <w:r>
-        <w:rPr>
-          <w:rFonts w:ascii="Microsoft YaHei" w:hAnsi="Microsoft YaHei"/>
-        </w:rPr>
-        <w:t>。</w:t>
-      </w:r>
-    </w:p>
-    <w:p>
-      <w:pPr>
-        <w:spacing w:before="280" w:after="80" w:line="312" w:lineRule="auto"/>
-      </w:pPr>
-      <w:r>
-        <w:rPr>
-          <w:rFonts w:ascii="Microsoft YaHei" w:hAnsi="Microsoft YaHei"/>
-          <w:b/>
-          <w:color w:val="333333"/>
-          <w:sz w:val="24"/>
-        </w:rPr>
-        <w:t>核心事件二：副总经理/董秘王锦专访（上证报）</w:t>
-      </w:r>
-    </w:p>
-    <w:p>
-      <w:r>
-        <w:rPr>
-          <w:rFonts w:ascii="Microsoft YaHei" w:hAnsi="Microsoft YaHei"/>
-        </w:rPr>
-        <w:t xml:space="preserve">&gt; </w:t>
-      </w:r>
-      <w:r>
-        <w:rPr>
-          <w:rFonts w:ascii="Microsoft YaHei" w:hAnsi="Microsoft YaHei"/>
-          <w:b/>
-          <w:color w:val="1A1A1A"/>
-        </w:rPr>
-        <w:t>关键信息摘要</w:t>
-      </w:r>
-      <w:r>
-        <w:rPr>
-          <w:rFonts w:ascii="Microsoft YaHei" w:hAnsi="Microsoft YaHei"/>
-        </w:rPr>
-        <w:t>（来源：上海证券报，7月28日刊发）：</w:t>
+        <w:t>宏观消息面影响</w:t>
       </w:r>
     </w:p>
     <w:p>
@@ -1996,13 +2468,23 @@
           <w:b/>
           <w:color w:val="1A1A1A"/>
         </w:rPr>
-        <w:t>订单储备充裕</w:t>
+        <w:t>伊朗局势升温（关键词：航运、国防）</w:t>
       </w:r>
+    </w:p>
+    <w:p>
       <w:r>
         <w:rPr>
           <w:rFonts w:ascii="Microsoft YaHei" w:hAnsi="Microsoft YaHei"/>
         </w:rPr>
-        <w:t>：截至2025年末，公司在手订单金额</w:t>
+        <w:t xml:space="preserve">   - 伊朗提出管理霍尔木兹海峡航运方案，并表示美国承诺不发动袭击</w:t>
+      </w:r>
+    </w:p>
+    <w:p>
+      <w:r>
+        <w:rPr>
+          <w:rFonts w:ascii="Microsoft YaHei" w:hAnsi="Microsoft YaHei"/>
+        </w:rPr>
+        <w:t xml:space="preserve">   - 国际原油期货大幅收跌超</w:t>
       </w:r>
       <w:r>
         <w:rPr>
@@ -2010,13 +2492,51 @@
           <w:b/>
           <w:color w:val="1A1A1A"/>
         </w:rPr>
-        <w:t>超600亿元</w:t>
+        <w:t>4%</w:t>
+      </w:r>
+    </w:p>
+    <w:p>
+      <w:r>
+        <w:rPr>
+          <w:rFonts w:ascii="Microsoft YaHei" w:hAnsi="Microsoft YaHei"/>
+        </w:rPr>
+        <w:t xml:space="preserve">   - 伊朗军方警告：接受美国使用伊朗资产进行赔偿的国家/公司船只，将不被允许通过霍尔木兹海峡</w:t>
+      </w:r>
+    </w:p>
+    <w:p>
+      <w:r>
+        <w:rPr>
+          <w:rFonts w:ascii="Microsoft YaHei" w:hAnsi="Microsoft YaHei"/>
+        </w:rPr>
+        <w:t xml:space="preserve">   - </w:t>
+      </w:r>
+      <w:r>
+        <w:rPr>
+          <w:rFonts w:ascii="Microsoft YaHei" w:hAnsi="Microsoft YaHei"/>
+          <w:b/>
+          <w:color w:val="1A1A1A"/>
+        </w:rPr>
+        <w:t>影响研判</w:t>
       </w:r>
       <w:r>
         <w:rPr>
           <w:rFonts w:ascii="Microsoft YaHei" w:hAnsi="Microsoft YaHei"/>
         </w:rPr>
-        <w:t>，以各类船用发动机订单为主。2026年各生产基地产能利用率维持高位，生产交付节奏可控。</w:t>
+        <w:t>：霍尔木兹海峡是全球航运要道，地缘局势紧张对</w:t>
+      </w:r>
+      <w:r>
+        <w:rPr>
+          <w:rFonts w:ascii="Microsoft YaHei" w:hAnsi="Microsoft YaHei"/>
+          <w:b/>
+          <w:color w:val="1A1A1A"/>
+        </w:rPr>
+        <w:t>船舶、航运、军工</w:t>
+      </w:r>
+      <w:r>
+        <w:rPr>
+          <w:rFonts w:ascii="Microsoft YaHei" w:hAnsi="Microsoft YaHei"/>
+        </w:rPr>
+        <w:t>板块形成情绪提振。中国动力业务覆盖船舶动力、军舰制造等，属于间接受益方向。</w:t>
       </w:r>
     </w:p>
     <w:p>
@@ -2029,13 +2549,31 @@
           <w:b/>
           <w:color w:val="1A1A1A"/>
         </w:rPr>
-        <w:t>行业景气延续</w:t>
+        <w:t>固态电池/锂电池板块活跃</w:t>
       </w:r>
+    </w:p>
+    <w:p>
       <w:r>
         <w:rPr>
           <w:rFonts w:ascii="Microsoft YaHei" w:hAnsi="Microsoft YaHei"/>
         </w:rPr>
-        <w:t>：船队更新换代、船舶绿色智能转型、全球造船产能紧平衡</w:t>
+        <w:t xml:space="preserve">   - 固态电池（+1.53%）、锂电池（+1.25%）、电力（+1.36%）等板块今日领涨</w:t>
+      </w:r>
+    </w:p>
+    <w:p>
+      <w:r>
+        <w:rPr>
+          <w:rFonts w:ascii="Microsoft YaHei" w:hAnsi="Microsoft YaHei"/>
+        </w:rPr>
+        <w:t xml:space="preserve">   - 国轩控股集团年产2万吨固态电池关键材料项目启动（2026年7月21日公告）</w:t>
+      </w:r>
+    </w:p>
+    <w:p>
+      <w:r>
+        <w:rPr>
+          <w:rFonts w:ascii="Microsoft YaHei" w:hAnsi="Microsoft YaHei"/>
+        </w:rPr>
+        <w:t xml:space="preserve">   - </w:t>
       </w:r>
       <w:r>
         <w:rPr>
@@ -2043,13 +2581,13 @@
           <w:b/>
           <w:color w:val="1A1A1A"/>
         </w:rPr>
-        <w:t>三大趋势不变</w:t>
+        <w:t>影响研判</w:t>
       </w:r>
       <w:r>
         <w:rPr>
           <w:rFonts w:ascii="Microsoft YaHei" w:hAnsi="Microsoft YaHei"/>
         </w:rPr>
-        <w:t>，持续支撑行业中长期稳健发展。</w:t>
+        <w:t>：中国动力涉及电池、电源、电力电子等领域，新能源赛道热度提升对股价形成正面催化。</w:t>
       </w:r>
     </w:p>
     <w:p>
@@ -2062,13 +2600,31 @@
           <w:b/>
           <w:color w:val="1A1A1A"/>
         </w:rPr>
-        <w:t>2026年经营目标</w:t>
+        <w:t>军工板块关注度提升</w:t>
       </w:r>
+    </w:p>
+    <w:p>
       <w:r>
         <w:rPr>
           <w:rFonts w:ascii="Microsoft YaHei" w:hAnsi="Microsoft YaHei"/>
         </w:rPr>
-        <w:t>：力争</w:t>
+        <w:t xml:space="preserve">   - 竞价环节长城军工（3板）高开6.35%，军工股短线情绪活跃</w:t>
+      </w:r>
+    </w:p>
+    <w:p>
+      <w:r>
+        <w:rPr>
+          <w:rFonts w:ascii="Microsoft YaHei" w:hAnsi="Microsoft YaHei"/>
+        </w:rPr>
+        <w:t xml:space="preserve">   - 特朗普与泽连斯基、内塔尼亚胡会晤聚焦伊朗核问题，地缘政治博弈持续</w:t>
+      </w:r>
+    </w:p>
+    <w:p>
+      <w:r>
+        <w:rPr>
+          <w:rFonts w:ascii="Microsoft YaHei" w:hAnsi="Microsoft YaHei"/>
+        </w:rPr>
+        <w:t xml:space="preserve">   - </w:t>
       </w:r>
       <w:r>
         <w:rPr>
@@ -2076,211 +2632,13 @@
           <w:b/>
           <w:color w:val="1A1A1A"/>
         </w:rPr>
-        <w:t>中低速机交付量、内燃机动力板块营收增速均超15%</w:t>
+        <w:t>影响研判</w:t>
       </w:r>
       <w:r>
         <w:rPr>
           <w:rFonts w:ascii="Microsoft YaHei" w:hAnsi="Microsoft YaHei"/>
         </w:rPr>
-        <w:t>，带动整体营收稳步增长。</w:t>
-      </w:r>
-    </w:p>
-    <w:p>
-      <w:pPr>
-        <w:pStyle w:val="ListNumber"/>
-      </w:pPr>
-      <w:r>
-        <w:rPr>
-          <w:rFonts w:ascii="Microsoft YaHei" w:hAnsi="Microsoft YaHei"/>
-          <w:b/>
-          <w:color w:val="1A1A1A"/>
-        </w:rPr>
-        <w:t>绿色创新</w:t>
-      </w:r>
-      <w:r>
-        <w:rPr>
-          <w:rFonts w:ascii="Microsoft YaHei" w:hAnsi="Microsoft YaHei"/>
-        </w:rPr>
-        <w:t>：已成功交付</w:t>
-      </w:r>
-      <w:r>
-        <w:rPr>
-          <w:rFonts w:ascii="Microsoft YaHei" w:hAnsi="Microsoft YaHei"/>
-          <w:b/>
-          <w:color w:val="1A1A1A"/>
-        </w:rPr>
-        <w:t>全球最大功率甲醇双燃料船用主机</w:t>
-      </w:r>
-      <w:r>
-        <w:rPr>
-          <w:rFonts w:ascii="Microsoft YaHei" w:hAnsi="Microsoft YaHei"/>
-        </w:rPr>
-        <w:t>、</w:t>
-      </w:r>
-      <w:r>
-        <w:rPr>
-          <w:rFonts w:ascii="Microsoft YaHei" w:hAnsi="Microsoft YaHei"/>
-          <w:b/>
-          <w:color w:val="1A1A1A"/>
-        </w:rPr>
-        <w:t>国内首台720mm氨燃料船用主机</w:t>
-      </w:r>
-      <w:r>
-        <w:rPr>
-          <w:rFonts w:ascii="Microsoft YaHei" w:hAnsi="Microsoft YaHei"/>
-        </w:rPr>
-        <w:t>；前瞻布局氢能装备、燃气轮机（3MW-50MW）及舰船综合电力系统。</w:t>
-      </w:r>
-    </w:p>
-    <w:p>
-      <w:pPr>
-        <w:pStyle w:val="ListNumber"/>
-      </w:pPr>
-      <w:r>
-        <w:rPr>
-          <w:rFonts w:ascii="Microsoft YaHei" w:hAnsi="Microsoft YaHei"/>
-          <w:b/>
-          <w:color w:val="1A1A1A"/>
-        </w:rPr>
-        <w:t>AI算力新机遇</w:t>
-      </w:r>
-      <w:r>
-        <w:rPr>
-          <w:rFonts w:ascii="Microsoft YaHei" w:hAnsi="Microsoft YaHei"/>
-        </w:rPr>
-        <w:t>：AI产业带动算力中心用电需求攀升，利好公司燃气轮机与船用中速机业务。</w:t>
-      </w:r>
-    </w:p>
-    <w:p>
-      <w:pPr>
-        <w:pStyle w:val="ListNumber"/>
-      </w:pPr>
-      <w:r>
-        <w:rPr>
-          <w:rFonts w:ascii="Microsoft YaHei" w:hAnsi="Microsoft YaHei"/>
-          <w:b/>
-          <w:color w:val="1A1A1A"/>
-        </w:rPr>
-        <w:t>市值管理</w:t>
-      </w:r>
-      <w:r>
-        <w:rPr>
-          <w:rFonts w:ascii="Microsoft YaHei" w:hAnsi="Microsoft YaHei"/>
-        </w:rPr>
-        <w:t>：已连续三年实施"提质增效重回报"行动方案，持续优化分红机制。</w:t>
-      </w:r>
-    </w:p>
-    <w:p>
-      <w:r>
-        <w:rPr>
-          <w:rFonts w:ascii="Microsoft YaHei" w:hAnsi="Microsoft YaHei"/>
-        </w:rPr>
-        <w:t xml:space="preserve">&gt; </w:t>
-      </w:r>
-      <w:r>
-        <w:rPr>
-          <w:rFonts w:ascii="Microsoft YaHei" w:hAnsi="Microsoft YaHei"/>
-          <w:b/>
-          <w:color w:val="1A1A1A"/>
-        </w:rPr>
-        <w:t>研判</w:t>
-      </w:r>
-      <w:r>
-        <w:rPr>
-          <w:rFonts w:ascii="Microsoft YaHei" w:hAnsi="Microsoft YaHei"/>
-        </w:rPr>
-        <w:t>：这是近期关于公司基本面最全面、最正面的官方发声。600亿在手订单、15%增长目标、绿色技术领先等多重利好叠加，</w:t>
-      </w:r>
-      <w:r>
-        <w:rPr>
-          <w:rFonts w:ascii="Microsoft YaHei" w:hAnsi="Microsoft YaHei"/>
-          <w:b/>
-          <w:color w:val="1A1A1A"/>
-        </w:rPr>
-        <w:t>对股价形成强烈的基本面支撑</w:t>
-      </w:r>
-      <w:r>
-        <w:rPr>
-          <w:rFonts w:ascii="Microsoft YaHei" w:hAnsi="Microsoft YaHei"/>
-        </w:rPr>
-        <w:t>。</w:t>
-      </w:r>
-    </w:p>
-    <w:p>
-      <w:pPr>
-        <w:spacing w:before="280" w:after="80" w:line="312" w:lineRule="auto"/>
-      </w:pPr>
-      <w:r>
-        <w:rPr>
-          <w:rFonts w:ascii="Microsoft YaHei" w:hAnsi="Microsoft YaHei"/>
-          <w:b/>
-          <w:color w:val="333333"/>
-          <w:sz w:val="24"/>
-        </w:rPr>
-        <w:t>事件三：隔夜全球宏观</w:t>
-      </w:r>
-    </w:p>
-    <w:p>
-      <w:pPr>
-        <w:pStyle w:val="ListBullet"/>
-      </w:pPr>
-      <w:r>
-        <w:rPr>
-          <w:rFonts w:ascii="Microsoft YaHei" w:hAnsi="Microsoft YaHei"/>
-        </w:rPr>
-        <w:t>伊朗与霍尔木兹海峡航运安全议题升温，</w:t>
-      </w:r>
-      <w:r>
-        <w:rPr>
-          <w:rFonts w:ascii="Microsoft YaHei" w:hAnsi="Microsoft YaHei"/>
-          <w:b/>
-          <w:color w:val="1A1A1A"/>
-        </w:rPr>
-        <w:t>引发全球航运与国防安全板块关注</w:t>
-      </w:r>
-    </w:p>
-    <w:p>
-      <w:pPr>
-        <w:pStyle w:val="ListBullet"/>
-      </w:pPr>
-      <w:r>
-        <w:rPr>
-          <w:rFonts w:ascii="Microsoft YaHei" w:hAnsi="Microsoft YaHei"/>
-        </w:rPr>
-        <w:t>国际油价</w:t>
-      </w:r>
-      <w:r>
-        <w:rPr>
-          <w:rFonts w:ascii="Microsoft YaHei" w:hAnsi="Microsoft YaHei"/>
-          <w:b/>
-          <w:color w:val="1A1A1A"/>
-        </w:rPr>
-        <w:t>大跌超4%</w:t>
-      </w:r>
-      <w:r>
-        <w:rPr>
-          <w:rFonts w:ascii="Microsoft YaHei" w:hAnsi="Microsoft YaHei"/>
-        </w:rPr>
-        <w:t>，黄金回调</w:t>
-      </w:r>
-    </w:p>
-    <w:p>
-      <w:pPr>
-        <w:pStyle w:val="ListBullet"/>
-      </w:pPr>
-      <w:r>
-        <w:rPr>
-          <w:rFonts w:ascii="Microsoft YaHei" w:hAnsi="Microsoft YaHei"/>
-        </w:rPr>
-        <w:t>中国动力涉及"航运、国防、军舰、潜艇"等关键词，</w:t>
-      </w:r>
-      <w:r>
-        <w:rPr>
-          <w:rFonts w:ascii="Microsoft YaHei" w:hAnsi="Microsoft YaHei"/>
-          <w:b/>
-          <w:color w:val="1A1A1A"/>
-        </w:rPr>
-        <w:t>地缘政治因素或间接催化军工与造船板块情绪</w:t>
+        <w:t>：中国动力核心业务涵盖军舰动力、潜艇等军工领域，国防安全主题升温有助于估值修复。</w:t>
       </w:r>
     </w:p>
     <w:p>
@@ -2319,7 +2677,7 @@
           <w:color w:val="333333"/>
           <w:sz w:val="24"/>
         </w:rPr>
-        <w:t>行业板块表现</w:t>
+        <w:t>所属板块表现对比</w:t>
       </w:r>
     </w:p>
     <w:tbl>
@@ -2331,16 +2689,15 @@
         <w:tblLook w:firstColumn="1" w:firstRow="1" w:lastColumn="0" w:lastRow="0" w:noHBand="0" w:noVBand="1" w:val="04A0"/>
       </w:tblPr>
       <w:tblGrid>
-        <w:gridCol w:w="1813"/>
-        <w:gridCol w:w="1813"/>
-        <w:gridCol w:w="1813"/>
-        <w:gridCol w:w="1813"/>
-        <w:gridCol w:w="1813"/>
+        <w:gridCol w:w="2266"/>
+        <w:gridCol w:w="2266"/>
+        <w:gridCol w:w="2266"/>
+        <w:gridCol w:w="2266"/>
       </w:tblGrid>
       <w:tr>
         <w:tc>
           <w:tcPr>
-            <w:tcW w:type="dxa" w:w="1813"/>
+            <w:tcW w:type="dxa" w:w="2266"/>
             <w:shd w:fill="F6F8FA" w:val="clear"/>
           </w:tcPr>
           <w:p>
@@ -2355,13 +2712,13 @@
                 <w:color w:val="1A1A1A"/>
                 <w:sz w:val="18"/>
               </w:rPr>
-              <w:t>所属行业板块</w:t>
+              <w:t>板块</w:t>
             </w:r>
           </w:p>
         </w:tc>
         <w:tc>
           <w:tcPr>
-            <w:tcW w:type="dxa" w:w="1813"/>
+            <w:tcW w:type="dxa" w:w="2266"/>
             <w:shd w:fill="F6F8FA" w:val="clear"/>
           </w:tcPr>
           <w:p>
@@ -2376,13 +2733,13 @@
                 <w:color w:val="1A1A1A"/>
                 <w:sz w:val="18"/>
               </w:rPr>
-              <w:t>板块涨跌幅</w:t>
+              <w:t>涨跌幅</w:t>
             </w:r>
           </w:p>
         </w:tc>
         <w:tc>
           <w:tcPr>
-            <w:tcW w:type="dxa" w:w="1813"/>
+            <w:tcW w:type="dxa" w:w="2266"/>
             <w:shd w:fill="F6F8FA" w:val="clear"/>
           </w:tcPr>
           <w:p>
@@ -2397,13 +2754,13 @@
                 <w:color w:val="1A1A1A"/>
                 <w:sz w:val="18"/>
               </w:rPr>
-              <w:t>全市场排名</w:t>
+              <w:t>板块内排名</w:t>
             </w:r>
           </w:p>
         </w:tc>
         <w:tc>
           <w:tcPr>
-            <w:tcW w:type="dxa" w:w="1813"/>
+            <w:tcW w:type="dxa" w:w="2266"/>
             <w:shd w:fill="F6F8FA" w:val="clear"/>
           </w:tcPr>
           <w:p>
@@ -2418,14 +2775,33 @@
                 <w:color w:val="1A1A1A"/>
                 <w:sz w:val="18"/>
               </w:rPr>
-              <w:t>该股板块内排名</w:t>
+              <w:t>板块内表现</w:t>
+            </w:r>
+          </w:p>
+        </w:tc>
+      </w:tr>
+      <w:tr>
+        <w:tc>
+          <w:tcPr>
+            <w:tcW w:type="dxa" w:w="2266"/>
+          </w:tcPr>
+          <w:p>
+            <w:pPr>
+              <w:spacing w:before="40" w:after="40" w:line="288" w:lineRule="auto"/>
+            </w:pPr>
+            <w:r/>
+            <w:r>
+              <w:rPr>
+                <w:rFonts w:ascii="Microsoft YaHei" w:hAnsi="Microsoft YaHei"/>
+                <w:sz w:val="18"/>
+              </w:rPr>
+              <w:t>沪深300样本股</w:t>
             </w:r>
           </w:p>
         </w:tc>
         <w:tc>
           <w:tcPr>
-            <w:tcW w:type="dxa" w:w="1813"/>
-            <w:shd w:fill="F6F8FA" w:val="clear"/>
+            <w:tcW w:type="dxa" w:w="2266"/>
           </w:tcPr>
           <w:p>
             <w:pPr>
@@ -2439,15 +2815,13 @@
                 <w:color w:val="1A1A1A"/>
                 <w:sz w:val="18"/>
               </w:rPr>
-              <w:t>解读</w:t>
+              <w:t>+1.57%</w:t>
             </w:r>
           </w:p>
         </w:tc>
-      </w:tr>
-      <w:tr>
         <w:tc>
           <w:tcPr>
-            <w:tcW w:type="dxa" w:w="1813"/>
+            <w:tcW w:type="dxa" w:w="2266"/>
           </w:tcPr>
           <w:p>
             <w:pPr>
@@ -2459,13 +2833,323 @@
                 <w:rFonts w:ascii="Microsoft YaHei" w:hAnsi="Microsoft YaHei"/>
                 <w:sz w:val="18"/>
               </w:rPr>
-              <w:t>机械制造（A股）</w:t>
+              <w:t>158/319（中上）</w:t>
             </w:r>
           </w:p>
         </w:tc>
         <w:tc>
           <w:tcPr>
-            <w:tcW w:type="dxa" w:w="1813"/>
+            <w:tcW w:type="dxa" w:w="2266"/>
+          </w:tcPr>
+          <w:p>
+            <w:pPr>
+              <w:spacing w:before="40" w:after="40" w:line="288" w:lineRule="auto"/>
+            </w:pPr>
+            <w:r/>
+            <w:r>
+              <w:rPr>
+                <w:rFonts w:ascii="Microsoft YaHei" w:hAnsi="Microsoft YaHei"/>
+                <w:sz w:val="18"/>
+              </w:rPr>
+              <w:t>跑赢板块均值</w:t>
+            </w:r>
+          </w:p>
+        </w:tc>
+      </w:tr>
+      <w:tr>
+        <w:tc>
+          <w:tcPr>
+            <w:tcW w:type="dxa" w:w="2266"/>
+            <w:shd w:fill="F8F9FA" w:val="clear"/>
+          </w:tcPr>
+          <w:p>
+            <w:pPr>
+              <w:spacing w:before="40" w:after="40" w:line="288" w:lineRule="auto"/>
+            </w:pPr>
+            <w:r/>
+            <w:r>
+              <w:rPr>
+                <w:rFonts w:ascii="Microsoft YaHei" w:hAnsi="Microsoft YaHei"/>
+                <w:sz w:val="18"/>
+              </w:rPr>
+              <w:t>上证180成份股</w:t>
+            </w:r>
+          </w:p>
+        </w:tc>
+        <w:tc>
+          <w:tcPr>
+            <w:tcW w:type="dxa" w:w="2266"/>
+            <w:shd w:fill="F8F9FA" w:val="clear"/>
+          </w:tcPr>
+          <w:p>
+            <w:pPr>
+              <w:spacing w:before="40" w:after="40" w:line="288" w:lineRule="auto"/>
+            </w:pPr>
+            <w:r/>
+            <w:r>
+              <w:rPr>
+                <w:rFonts w:ascii="Microsoft YaHei" w:hAnsi="Microsoft YaHei"/>
+                <w:b/>
+                <w:color w:val="1A1A1A"/>
+                <w:sz w:val="18"/>
+              </w:rPr>
+              <w:t>+1.79%</w:t>
+            </w:r>
+          </w:p>
+        </w:tc>
+        <w:tc>
+          <w:tcPr>
+            <w:tcW w:type="dxa" w:w="2266"/>
+            <w:shd w:fill="F8F9FA" w:val="clear"/>
+          </w:tcPr>
+          <w:p>
+            <w:pPr>
+              <w:spacing w:before="40" w:after="40" w:line="288" w:lineRule="auto"/>
+            </w:pPr>
+            <w:r/>
+            <w:r>
+              <w:rPr>
+                <w:rFonts w:ascii="Microsoft YaHei" w:hAnsi="Microsoft YaHei"/>
+                <w:sz w:val="18"/>
+              </w:rPr>
+              <w:t>97/197（中上）</w:t>
+            </w:r>
+          </w:p>
+        </w:tc>
+        <w:tc>
+          <w:tcPr>
+            <w:tcW w:type="dxa" w:w="2266"/>
+            <w:shd w:fill="F8F9FA" w:val="clear"/>
+          </w:tcPr>
+          <w:p>
+            <w:pPr>
+              <w:spacing w:before="40" w:after="40" w:line="288" w:lineRule="auto"/>
+            </w:pPr>
+            <w:r/>
+            <w:r>
+              <w:rPr>
+                <w:rFonts w:ascii="Microsoft YaHei" w:hAnsi="Microsoft YaHei"/>
+                <w:sz w:val="18"/>
+              </w:rPr>
+              <w:t>跑赢板块均值</w:t>
+            </w:r>
+          </w:p>
+        </w:tc>
+      </w:tr>
+      <w:tr>
+        <w:tc>
+          <w:tcPr>
+            <w:tcW w:type="dxa" w:w="2266"/>
+          </w:tcPr>
+          <w:p>
+            <w:pPr>
+              <w:spacing w:before="40" w:after="40" w:line="288" w:lineRule="auto"/>
+            </w:pPr>
+            <w:r/>
+            <w:r>
+              <w:rPr>
+                <w:rFonts w:ascii="Microsoft YaHei" w:hAnsi="Microsoft YaHei"/>
+                <w:sz w:val="18"/>
+              </w:rPr>
+              <w:t>工业(A股)</w:t>
+            </w:r>
+          </w:p>
+        </w:tc>
+        <w:tc>
+          <w:tcPr>
+            <w:tcW w:type="dxa" w:w="2266"/>
+          </w:tcPr>
+          <w:p>
+            <w:pPr>
+              <w:spacing w:before="40" w:after="40" w:line="288" w:lineRule="auto"/>
+            </w:pPr>
+            <w:r/>
+            <w:r>
+              <w:rPr>
+                <w:rFonts w:ascii="Microsoft YaHei" w:hAnsi="Microsoft YaHei"/>
+                <w:b/>
+                <w:color w:val="1A1A1A"/>
+                <w:sz w:val="18"/>
+              </w:rPr>
+              <w:t>-2.77%</w:t>
+            </w:r>
+          </w:p>
+        </w:tc>
+        <w:tc>
+          <w:tcPr>
+            <w:tcW w:type="dxa" w:w="2266"/>
+          </w:tcPr>
+          <w:p>
+            <w:pPr>
+              <w:spacing w:before="40" w:after="40" w:line="288" w:lineRule="auto"/>
+            </w:pPr>
+            <w:r/>
+            <w:r>
+              <w:rPr>
+                <w:rFonts w:ascii="Microsoft YaHei" w:hAnsi="Microsoft YaHei"/>
+                <w:sz w:val="18"/>
+              </w:rPr>
+              <w:t>124/1209（</w:t>
+            </w:r>
+            <w:r>
+              <w:rPr>
+                <w:rFonts w:ascii="Microsoft YaHei" w:hAnsi="Microsoft YaHei"/>
+                <w:b/>
+                <w:color w:val="1A1A1A"/>
+                <w:sz w:val="18"/>
+              </w:rPr>
+              <w:t>靠前</w:t>
+            </w:r>
+            <w:r>
+              <w:rPr>
+                <w:rFonts w:ascii="Microsoft YaHei" w:hAnsi="Microsoft YaHei"/>
+                <w:sz w:val="18"/>
+              </w:rPr>
+              <w:t>）</w:t>
+            </w:r>
+          </w:p>
+        </w:tc>
+        <w:tc>
+          <w:tcPr>
+            <w:tcW w:type="dxa" w:w="2266"/>
+          </w:tcPr>
+          <w:p>
+            <w:pPr>
+              <w:spacing w:before="40" w:after="40" w:line="288" w:lineRule="auto"/>
+            </w:pPr>
+            <w:r/>
+            <w:r>
+              <w:rPr>
+                <w:rFonts w:ascii="Microsoft YaHei" w:hAnsi="Microsoft YaHei"/>
+                <w:b/>
+                <w:color w:val="1A1A1A"/>
+                <w:sz w:val="18"/>
+              </w:rPr>
+              <w:t>显著跑赢</w:t>
+            </w:r>
+          </w:p>
+        </w:tc>
+      </w:tr>
+      <w:tr>
+        <w:tc>
+          <w:tcPr>
+            <w:tcW w:type="dxa" w:w="2266"/>
+            <w:shd w:fill="F8F9FA" w:val="clear"/>
+          </w:tcPr>
+          <w:p>
+            <w:pPr>
+              <w:spacing w:before="40" w:after="40" w:line="288" w:lineRule="auto"/>
+            </w:pPr>
+            <w:r/>
+            <w:r>
+              <w:rPr>
+                <w:rFonts w:ascii="Microsoft YaHei" w:hAnsi="Microsoft YaHei"/>
+                <w:sz w:val="18"/>
+              </w:rPr>
+              <w:t>资本品(A股)</w:t>
+            </w:r>
+          </w:p>
+        </w:tc>
+        <w:tc>
+          <w:tcPr>
+            <w:tcW w:type="dxa" w:w="2266"/>
+            <w:shd w:fill="F8F9FA" w:val="clear"/>
+          </w:tcPr>
+          <w:p>
+            <w:pPr>
+              <w:spacing w:before="40" w:after="40" w:line="288" w:lineRule="auto"/>
+            </w:pPr>
+            <w:r/>
+            <w:r>
+              <w:rPr>
+                <w:rFonts w:ascii="Microsoft YaHei" w:hAnsi="Microsoft YaHei"/>
+                <w:b/>
+                <w:color w:val="1A1A1A"/>
+                <w:sz w:val="18"/>
+              </w:rPr>
+              <w:t>-3.19%</w:t>
+            </w:r>
+          </w:p>
+        </w:tc>
+        <w:tc>
+          <w:tcPr>
+            <w:tcW w:type="dxa" w:w="2266"/>
+            <w:shd w:fill="F8F9FA" w:val="clear"/>
+          </w:tcPr>
+          <w:p>
+            <w:pPr>
+              <w:spacing w:before="40" w:after="40" w:line="288" w:lineRule="auto"/>
+            </w:pPr>
+            <w:r/>
+            <w:r>
+              <w:rPr>
+                <w:rFonts w:ascii="Microsoft YaHei" w:hAnsi="Microsoft YaHei"/>
+                <w:sz w:val="18"/>
+              </w:rPr>
+              <w:t>85/892（</w:t>
+            </w:r>
+            <w:r>
+              <w:rPr>
+                <w:rFonts w:ascii="Microsoft YaHei" w:hAnsi="Microsoft YaHei"/>
+                <w:b/>
+                <w:color w:val="1A1A1A"/>
+                <w:sz w:val="18"/>
+              </w:rPr>
+              <w:t>靠前</w:t>
+            </w:r>
+            <w:r>
+              <w:rPr>
+                <w:rFonts w:ascii="Microsoft YaHei" w:hAnsi="Microsoft YaHei"/>
+                <w:sz w:val="18"/>
+              </w:rPr>
+              <w:t>）</w:t>
+            </w:r>
+          </w:p>
+        </w:tc>
+        <w:tc>
+          <w:tcPr>
+            <w:tcW w:type="dxa" w:w="2266"/>
+            <w:shd w:fill="F8F9FA" w:val="clear"/>
+          </w:tcPr>
+          <w:p>
+            <w:pPr>
+              <w:spacing w:before="40" w:after="40" w:line="288" w:lineRule="auto"/>
+            </w:pPr>
+            <w:r/>
+            <w:r>
+              <w:rPr>
+                <w:rFonts w:ascii="Microsoft YaHei" w:hAnsi="Microsoft YaHei"/>
+                <w:b/>
+                <w:color w:val="1A1A1A"/>
+                <w:sz w:val="18"/>
+              </w:rPr>
+              <w:t>显著跑赢</w:t>
+            </w:r>
+          </w:p>
+        </w:tc>
+      </w:tr>
+      <w:tr>
+        <w:tc>
+          <w:tcPr>
+            <w:tcW w:type="dxa" w:w="2266"/>
+          </w:tcPr>
+          <w:p>
+            <w:pPr>
+              <w:spacing w:before="40" w:after="40" w:line="288" w:lineRule="auto"/>
+            </w:pPr>
+            <w:r/>
+            <w:r>
+              <w:rPr>
+                <w:rFonts w:ascii="Microsoft YaHei" w:hAnsi="Microsoft YaHei"/>
+                <w:sz w:val="18"/>
+              </w:rPr>
+              <w:t>机械制造(A股)</w:t>
+            </w:r>
+          </w:p>
+        </w:tc>
+        <w:tc>
+          <w:tcPr>
+            <w:tcW w:type="dxa" w:w="2266"/>
           </w:tcPr>
           <w:p>
             <w:pPr>
@@ -2485,7 +3169,7 @@
         </w:tc>
         <w:tc>
           <w:tcPr>
-            <w:tcW w:type="dxa" w:w="1813"/>
+            <w:tcW w:type="dxa" w:w="2266"/>
           </w:tcPr>
           <w:p>
             <w:pPr>
@@ -2497,13 +3181,29 @@
                 <w:rFonts w:ascii="Microsoft YaHei" w:hAnsi="Microsoft YaHei"/>
                 <w:sz w:val="18"/>
               </w:rPr>
-              <w:t>934/1158</w:t>
+              <w:t>27/401（</w:t>
+            </w:r>
+            <w:r>
+              <w:rPr>
+                <w:rFonts w:ascii="Microsoft YaHei" w:hAnsi="Microsoft YaHei"/>
+                <w:b/>
+                <w:color w:val="1A1A1A"/>
+                <w:sz w:val="18"/>
+              </w:rPr>
+              <w:t>前列</w:t>
+            </w:r>
+            <w:r>
+              <w:rPr>
+                <w:rFonts w:ascii="Microsoft YaHei" w:hAnsi="Microsoft YaHei"/>
+                <w:sz w:val="18"/>
+              </w:rPr>
+              <w:t>）</w:t>
             </w:r>
           </w:p>
         </w:tc>
         <w:tc>
           <w:tcPr>
-            <w:tcW w:type="dxa" w:w="1813"/>
+            <w:tcW w:type="dxa" w:w="2266"/>
           </w:tcPr>
           <w:p>
             <w:pPr>
@@ -2517,25 +3217,7 @@
                 <w:color w:val="1A1A1A"/>
                 <w:sz w:val="18"/>
               </w:rPr>
-              <w:t>27/401</w:t>
-            </w:r>
-          </w:p>
-        </w:tc>
-        <w:tc>
-          <w:tcPr>
-            <w:tcW w:type="dxa" w:w="1813"/>
-          </w:tcPr>
-          <w:p>
-            <w:pPr>
-              <w:spacing w:before="40" w:after="40" w:line="288" w:lineRule="auto"/>
-            </w:pPr>
-            <w:r/>
-            <w:r>
-              <w:rPr>
-                <w:rFonts w:ascii="Microsoft YaHei" w:hAnsi="Microsoft YaHei"/>
-                <w:sz w:val="18"/>
-              </w:rPr>
-              <w:t>板块普跌，该股逆势领涨</w:t>
+              <w:t>大幅跑赢</w:t>
             </w:r>
           </w:p>
         </w:tc>
@@ -2543,7 +3225,7 @@
       <w:tr>
         <w:tc>
           <w:tcPr>
-            <w:tcW w:type="dxa" w:w="1813"/>
+            <w:tcW w:type="dxa" w:w="2266"/>
             <w:shd w:fill="F8F9FA" w:val="clear"/>
           </w:tcPr>
           <w:p>
@@ -2556,13 +3238,13 @@
                 <w:rFonts w:ascii="Microsoft YaHei" w:hAnsi="Microsoft YaHei"/>
                 <w:sz w:val="18"/>
               </w:rPr>
-              <w:t>工业机械和用品及零部件</w:t>
+              <w:t>石墨烯</w:t>
             </w:r>
           </w:p>
         </w:tc>
         <w:tc>
           <w:tcPr>
-            <w:tcW w:type="dxa" w:w="1813"/>
+            <w:tcW w:type="dxa" w:w="2266"/>
             <w:shd w:fill="F8F9FA" w:val="clear"/>
           </w:tcPr>
           <w:p>
@@ -2577,13 +3259,13 @@
                 <w:color w:val="1A1A1A"/>
                 <w:sz w:val="18"/>
               </w:rPr>
-              <w:t>-4.51%</w:t>
+              <w:t>-4.23%</w:t>
             </w:r>
           </w:p>
         </w:tc>
         <w:tc>
           <w:tcPr>
-            <w:tcW w:type="dxa" w:w="1813"/>
+            <w:tcW w:type="dxa" w:w="2266"/>
             <w:shd w:fill="F8F9FA" w:val="clear"/>
           </w:tcPr>
           <w:p>
@@ -2596,13 +3278,29 @@
                 <w:rFonts w:ascii="Microsoft YaHei" w:hAnsi="Microsoft YaHei"/>
                 <w:sz w:val="18"/>
               </w:rPr>
-              <w:t>1005/1158</w:t>
+              <w:t>5/74（</w:t>
+            </w:r>
+            <w:r>
+              <w:rPr>
+                <w:rFonts w:ascii="Microsoft YaHei" w:hAnsi="Microsoft YaHei"/>
+                <w:b/>
+                <w:color w:val="1A1A1A"/>
+                <w:sz w:val="18"/>
+              </w:rPr>
+              <w:t>前列</w:t>
+            </w:r>
+            <w:r>
+              <w:rPr>
+                <w:rFonts w:ascii="Microsoft YaHei" w:hAnsi="Microsoft YaHei"/>
+                <w:sz w:val="18"/>
+              </w:rPr>
+              <w:t>）</w:t>
             </w:r>
           </w:p>
         </w:tc>
         <w:tc>
           <w:tcPr>
-            <w:tcW w:type="dxa" w:w="1813"/>
+            <w:tcW w:type="dxa" w:w="2266"/>
             <w:shd w:fill="F8F9FA" w:val="clear"/>
           </w:tcPr>
           <w:p>
@@ -2617,215 +3315,7 @@
                 <w:color w:val="1A1A1A"/>
                 <w:sz w:val="18"/>
               </w:rPr>
-              <w:t>14/339</w:t>
-            </w:r>
-          </w:p>
-        </w:tc>
-        <w:tc>
-          <w:tcPr>
-            <w:tcW w:type="dxa" w:w="1813"/>
-            <w:shd w:fill="F8F9FA" w:val="clear"/>
-          </w:tcPr>
-          <w:p>
-            <w:pPr>
-              <w:spacing w:before="40" w:after="40" w:line="288" w:lineRule="auto"/>
-            </w:pPr>
-            <w:r/>
-            <w:r>
-              <w:rPr>
-                <w:rFonts w:ascii="Microsoft YaHei" w:hAnsi="Microsoft YaHei"/>
-                <w:sz w:val="18"/>
-              </w:rPr>
-              <w:t>板块大跌，该股表现突出</w:t>
-            </w:r>
-          </w:p>
-        </w:tc>
-      </w:tr>
-      <w:tr>
-        <w:tc>
-          <w:tcPr>
-            <w:tcW w:type="dxa" w:w="1813"/>
-          </w:tcPr>
-          <w:p>
-            <w:pPr>
-              <w:spacing w:before="40" w:after="40" w:line="288" w:lineRule="auto"/>
-            </w:pPr>
-            <w:r/>
-            <w:r>
-              <w:rPr>
-                <w:rFonts w:ascii="Microsoft YaHei" w:hAnsi="Microsoft YaHei"/>
-                <w:sz w:val="18"/>
-              </w:rPr>
-              <w:t>工业（A股）</w:t>
-            </w:r>
-          </w:p>
-        </w:tc>
-        <w:tc>
-          <w:tcPr>
-            <w:tcW w:type="dxa" w:w="1813"/>
-          </w:tcPr>
-          <w:p>
-            <w:pPr>
-              <w:spacing w:before="40" w:after="40" w:line="288" w:lineRule="auto"/>
-            </w:pPr>
-            <w:r/>
-            <w:r>
-              <w:rPr>
-                <w:rFonts w:ascii="Microsoft YaHei" w:hAnsi="Microsoft YaHei"/>
-                <w:sz w:val="18"/>
-              </w:rPr>
-              <w:t>-2.77%</w:t>
-            </w:r>
-          </w:p>
-        </w:tc>
-        <w:tc>
-          <w:tcPr>
-            <w:tcW w:type="dxa" w:w="1813"/>
-          </w:tcPr>
-          <w:p>
-            <w:pPr>
-              <w:spacing w:before="40" w:after="40" w:line="288" w:lineRule="auto"/>
-            </w:pPr>
-            <w:r/>
-            <w:r>
-              <w:rPr>
-                <w:rFonts w:ascii="Microsoft YaHei" w:hAnsi="Microsoft YaHei"/>
-                <w:sz w:val="18"/>
-              </w:rPr>
-              <w:t>779/1158</w:t>
-            </w:r>
-          </w:p>
-        </w:tc>
-        <w:tc>
-          <w:tcPr>
-            <w:tcW w:type="dxa" w:w="1813"/>
-          </w:tcPr>
-          <w:p>
-            <w:pPr>
-              <w:spacing w:before="40" w:after="40" w:line="288" w:lineRule="auto"/>
-            </w:pPr>
-            <w:r/>
-            <w:r>
-              <w:rPr>
-                <w:rFonts w:ascii="Microsoft YaHei" w:hAnsi="Microsoft YaHei"/>
-                <w:sz w:val="18"/>
-              </w:rPr>
-              <w:t>124/1209</w:t>
-            </w:r>
-          </w:p>
-        </w:tc>
-        <w:tc>
-          <w:tcPr>
-            <w:tcW w:type="dxa" w:w="1813"/>
-          </w:tcPr>
-          <w:p>
-            <w:pPr>
-              <w:spacing w:before="40" w:after="40" w:line="288" w:lineRule="auto"/>
-            </w:pPr>
-            <w:r/>
-            <w:r>
-              <w:rPr>
-                <w:rFonts w:ascii="Microsoft YaHei" w:hAnsi="Microsoft YaHei"/>
-                <w:sz w:val="18"/>
-              </w:rPr>
-              <w:t>板块低迷</w:t>
-            </w:r>
-          </w:p>
-        </w:tc>
-      </w:tr>
-      <w:tr>
-        <w:tc>
-          <w:tcPr>
-            <w:tcW w:type="dxa" w:w="1813"/>
-            <w:shd w:fill="F8F9FA" w:val="clear"/>
-          </w:tcPr>
-          <w:p>
-            <w:pPr>
-              <w:spacing w:before="40" w:after="40" w:line="288" w:lineRule="auto"/>
-            </w:pPr>
-            <w:r/>
-            <w:r>
-              <w:rPr>
-                <w:rFonts w:ascii="Microsoft YaHei" w:hAnsi="Microsoft YaHei"/>
-                <w:sz w:val="18"/>
-              </w:rPr>
-              <w:t>资本品（A股）</w:t>
-            </w:r>
-          </w:p>
-        </w:tc>
-        <w:tc>
-          <w:tcPr>
-            <w:tcW w:type="dxa" w:w="1813"/>
-            <w:shd w:fill="F8F9FA" w:val="clear"/>
-          </w:tcPr>
-          <w:p>
-            <w:pPr>
-              <w:spacing w:before="40" w:after="40" w:line="288" w:lineRule="auto"/>
-            </w:pPr>
-            <w:r/>
-            <w:r>
-              <w:rPr>
-                <w:rFonts w:ascii="Microsoft YaHei" w:hAnsi="Microsoft YaHei"/>
-                <w:sz w:val="18"/>
-              </w:rPr>
-              <w:t>-3.19%</w:t>
-            </w:r>
-          </w:p>
-        </w:tc>
-        <w:tc>
-          <w:tcPr>
-            <w:tcW w:type="dxa" w:w="1813"/>
-            <w:shd w:fill="F8F9FA" w:val="clear"/>
-          </w:tcPr>
-          <w:p>
-            <w:pPr>
-              <w:spacing w:before="40" w:after="40" w:line="288" w:lineRule="auto"/>
-            </w:pPr>
-            <w:r/>
-            <w:r>
-              <w:rPr>
-                <w:rFonts w:ascii="Microsoft YaHei" w:hAnsi="Microsoft YaHei"/>
-                <w:sz w:val="18"/>
-              </w:rPr>
-              <w:t>840/1158</w:t>
-            </w:r>
-          </w:p>
-        </w:tc>
-        <w:tc>
-          <w:tcPr>
-            <w:tcW w:type="dxa" w:w="1813"/>
-            <w:shd w:fill="F8F9FA" w:val="clear"/>
-          </w:tcPr>
-          <w:p>
-            <w:pPr>
-              <w:spacing w:before="40" w:after="40" w:line="288" w:lineRule="auto"/>
-            </w:pPr>
-            <w:r/>
-            <w:r>
-              <w:rPr>
-                <w:rFonts w:ascii="Microsoft YaHei" w:hAnsi="Microsoft YaHei"/>
-                <w:sz w:val="18"/>
-              </w:rPr>
-              <w:t>85/892</w:t>
-            </w:r>
-          </w:p>
-        </w:tc>
-        <w:tc>
-          <w:tcPr>
-            <w:tcW w:type="dxa" w:w="1813"/>
-            <w:shd w:fill="F8F9FA" w:val="clear"/>
-          </w:tcPr>
-          <w:p>
-            <w:pPr>
-              <w:spacing w:before="40" w:after="40" w:line="288" w:lineRule="auto"/>
-            </w:pPr>
-            <w:r/>
-            <w:r>
-              <w:rPr>
-                <w:rFonts w:ascii="Microsoft YaHei" w:hAnsi="Microsoft YaHei"/>
-                <w:sz w:val="18"/>
-              </w:rPr>
-              <w:t>板块低迷</w:t>
+              <w:t>大幅跑赢</w:t>
             </w:r>
           </w:p>
         </w:tc>
@@ -2839,13 +3329,13 @@
           <w:b/>
           <w:color w:val="1A1A1A"/>
         </w:rPr>
-        <w:t>板块判断</w:t>
+        <w:t>板块分析</w:t>
       </w:r>
       <w:r>
         <w:rPr>
           <w:rFonts w:ascii="Microsoft YaHei" w:hAnsi="Microsoft YaHei"/>
         </w:rPr>
-        <w:t>：中国动力所属的工业/机械制造板块今日整体跌幅在</w:t>
+        <w:t>：中国动力虽然归属工业、机械制造等</w:t>
       </w:r>
       <w:r>
         <w:rPr>
@@ -2853,13 +3343,13 @@
           <w:b/>
           <w:color w:val="1A1A1A"/>
         </w:rPr>
-        <w:t>2.8%~4.5%</w:t>
+        <w:t>整体走弱</w:t>
       </w:r>
       <w:r>
         <w:rPr>
           <w:rFonts w:ascii="Microsoft YaHei" w:hAnsi="Microsoft YaHei"/>
         </w:rPr>
-        <w:t>之间，表现疲弱。但该股</w:t>
+        <w:t>的行业板块（跌幅2.77%-4.51%），但在各板块内排名均位居前列，体现出</w:t>
       </w:r>
       <w:r>
         <w:rPr>
@@ -2867,41 +3357,54 @@
           <w:b/>
           <w:color w:val="1A1A1A"/>
         </w:rPr>
-        <w:t>逆势上涨2.43%</w:t>
+        <w:t>极强的个股阿尔法属性</w:t>
       </w:r>
       <w:r>
         <w:rPr>
           <w:rFonts w:ascii="Microsoft YaHei" w:hAnsi="Microsoft YaHei"/>
         </w:rPr>
-        <w:t>，在板块内排名居前（机械制造27/401，工业机械14/339），说明</w:t>
+        <w:t>。在大盘普涨、所属行业板块却下跌的分化格局下，该股逆势上涨，说明有独立的积极逻辑在驱动。</w:t>
       </w:r>
+    </w:p>
+    <w:p>
+      <w:pPr>
+        <w:spacing w:before="240" w:after="240"/>
+        <w:pBdr>
+          <w:bottom w:val="single" w:sz="4" w:space="1" w:color="D0D7DE"/>
+        </w:pBdr>
+      </w:pPr>
+    </w:p>
+    <w:p>
+      <w:pPr>
+        <w:spacing w:before="360" w:after="80" w:line="288" w:lineRule="auto"/>
+        <w:pBdr>
+          <w:bottom w:val="single" w:sz="4" w:space="4" w:color="D0D7DE"/>
+        </w:pBdr>
+      </w:pPr>
+      <w:r>
+        <w:rPr>
+          <w:rFonts w:ascii="Microsoft YaHei" w:hAnsi="Microsoft YaHei"/>
+          <w:b/>
+          <w:color w:val="1A1A1A"/>
+          <w:sz w:val="28"/>
+        </w:rPr>
+        <w:t>综合研判</w:t>
+      </w:r>
+    </w:p>
+    <w:p>
       <w:r>
         <w:rPr>
           <w:rFonts w:ascii="Microsoft YaHei" w:hAnsi="Microsoft YaHei"/>
           <w:b/>
           <w:color w:val="1A1A1A"/>
         </w:rPr>
-        <w:t>个股层面存在独立于板块的强势逻辑</w:t>
+        <w:t>主力观点</w:t>
       </w:r>
       <w:r>
         <w:rPr>
           <w:rFonts w:ascii="Microsoft YaHei" w:hAnsi="Microsoft YaHei"/>
         </w:rPr>
-        <w:t>。</w:t>
-      </w:r>
-    </w:p>
-    <w:p>
-      <w:pPr>
-        <w:spacing w:before="280" w:after="80" w:line="312" w:lineRule="auto"/>
-      </w:pPr>
-      <w:r>
-        <w:rPr>
-          <w:rFonts w:ascii="Microsoft YaHei" w:hAnsi="Microsoft YaHei"/>
-          <w:b/>
-          <w:color w:val="333333"/>
-          <w:sz w:val="24"/>
-        </w:rPr>
-        <w:t>概念板块表现</w:t>
+        <w:t>：</w:t>
       </w:r>
     </w:p>
     <w:tbl>
@@ -2935,7 +3438,7 @@
                 <w:color w:val="1A1A1A"/>
                 <w:sz w:val="18"/>
               </w:rPr>
-              <w:t>概念板块</w:t>
+              <w:t>维度</w:t>
             </w:r>
           </w:p>
         </w:tc>
@@ -2956,7 +3459,7 @@
                 <w:color w:val="1A1A1A"/>
                 <w:sz w:val="18"/>
               </w:rPr>
-              <w:t>板块涨跌幅</w:t>
+              <w:t>信号</w:t>
             </w:r>
           </w:p>
         </w:tc>
@@ -2977,7 +3480,7 @@
                 <w:color w:val="1A1A1A"/>
                 <w:sz w:val="18"/>
               </w:rPr>
-              <w:t>该股排名</w:t>
+              <w:t>判断</w:t>
             </w:r>
           </w:p>
         </w:tc>
@@ -2997,27 +3500,7 @@
                 <w:rFonts w:ascii="Microsoft YaHei" w:hAnsi="Microsoft YaHei"/>
                 <w:sz w:val="18"/>
               </w:rPr>
-              <w:t>沪深300样本股</w:t>
-            </w:r>
-          </w:p>
-        </w:tc>
-        <w:tc>
-          <w:tcPr>
-            <w:tcW w:type="dxa" w:w="3022"/>
-          </w:tcPr>
-          <w:p>
-            <w:pPr>
-              <w:spacing w:before="40" w:after="40" w:line="288" w:lineRule="auto"/>
-            </w:pPr>
-            <w:r/>
-            <w:r>
-              <w:rPr>
-                <w:rFonts w:ascii="Microsoft YaHei" w:hAnsi="Microsoft YaHei"/>
-                <w:b/>
-                <w:color w:val="1A1A1A"/>
-                <w:sz w:val="18"/>
-              </w:rPr>
-              <w:t>+1.57%</w:t>
+              <w:t>量价配合</w:t>
             </w:r>
           </w:p>
         </w:tc>
@@ -3035,7 +3518,25 @@
                 <w:rFonts w:ascii="Microsoft YaHei" w:hAnsi="Microsoft YaHei"/>
                 <w:sz w:val="18"/>
               </w:rPr>
-              <w:t>158/319</w:t>
+              <w:t>✅</w:t>
+            </w:r>
+          </w:p>
+        </w:tc>
+        <w:tc>
+          <w:tcPr>
+            <w:tcW w:type="dxa" w:w="3022"/>
+          </w:tcPr>
+          <w:p>
+            <w:pPr>
+              <w:spacing w:before="40" w:after="40" w:line="288" w:lineRule="auto"/>
+            </w:pPr>
+            <w:r/>
+            <w:r>
+              <w:rPr>
+                <w:rFonts w:ascii="Microsoft YaHei" w:hAnsi="Microsoft YaHei"/>
+                <w:sz w:val="18"/>
+              </w:rPr>
+              <w:t>半日成交额超10亿，放量上涨</w:t>
             </w:r>
           </w:p>
         </w:tc>
@@ -3056,28 +3557,7 @@
                 <w:rFonts w:ascii="Microsoft YaHei" w:hAnsi="Microsoft YaHei"/>
                 <w:sz w:val="18"/>
               </w:rPr>
-              <w:t>上证180成份股</w:t>
-            </w:r>
-          </w:p>
-        </w:tc>
-        <w:tc>
-          <w:tcPr>
-            <w:tcW w:type="dxa" w:w="3022"/>
-            <w:shd w:fill="F8F9FA" w:val="clear"/>
-          </w:tcPr>
-          <w:p>
-            <w:pPr>
-              <w:spacing w:before="40" w:after="40" w:line="288" w:lineRule="auto"/>
-            </w:pPr>
-            <w:r/>
-            <w:r>
-              <w:rPr>
-                <w:rFonts w:ascii="Microsoft YaHei" w:hAnsi="Microsoft YaHei"/>
-                <w:b/>
-                <w:color w:val="1A1A1A"/>
-                <w:sz w:val="18"/>
-              </w:rPr>
-              <w:t>+1.79%</w:t>
+              <w:t>资金流向</w:t>
             </w:r>
           </w:p>
         </w:tc>
@@ -3096,7 +3576,26 @@
                 <w:rFonts w:ascii="Microsoft YaHei" w:hAnsi="Microsoft YaHei"/>
                 <w:sz w:val="18"/>
               </w:rPr>
-              <w:t>97/197</w:t>
+              <w:t>✅</w:t>
+            </w:r>
+          </w:p>
+        </w:tc>
+        <w:tc>
+          <w:tcPr>
+            <w:tcW w:type="dxa" w:w="3022"/>
+            <w:shd w:fill="F8F9FA" w:val="clear"/>
+          </w:tcPr>
+          <w:p>
+            <w:pPr>
+              <w:spacing w:before="40" w:after="40" w:line="288" w:lineRule="auto"/>
+            </w:pPr>
+            <w:r/>
+            <w:r>
+              <w:rPr>
+                <w:rFonts w:ascii="Microsoft YaHei" w:hAnsi="Microsoft YaHei"/>
+                <w:sz w:val="18"/>
+              </w:rPr>
+              <w:t>主力净流入8506万，持续流入</w:t>
             </w:r>
           </w:p>
         </w:tc>
@@ -3116,7 +3615,7 @@
                 <w:rFonts w:ascii="Microsoft YaHei" w:hAnsi="Microsoft YaHei"/>
                 <w:sz w:val="18"/>
               </w:rPr>
-              <w:t>石墨烯</w:t>
+              <w:t>融资余额</w:t>
             </w:r>
           </w:p>
         </w:tc>
@@ -3134,7 +3633,7 @@
                 <w:rFonts w:ascii="Microsoft YaHei" w:hAnsi="Microsoft YaHei"/>
                 <w:sz w:val="18"/>
               </w:rPr>
-              <w:t>-4.23%</w:t>
+              <w:t>✅</w:t>
             </w:r>
           </w:p>
         </w:tc>
@@ -3152,7 +3651,7 @@
                 <w:rFonts w:ascii="Microsoft YaHei" w:hAnsi="Microsoft YaHei"/>
                 <w:sz w:val="18"/>
               </w:rPr>
-              <w:t>5/74</w:t>
+              <w:t>连续增长（+2.34%）</w:t>
             </w:r>
           </w:p>
         </w:tc>
@@ -3173,7 +3672,7 @@
                 <w:rFonts w:ascii="Microsoft YaHei" w:hAnsi="Microsoft YaHei"/>
                 <w:sz w:val="18"/>
               </w:rPr>
-              <w:t>融资融券</w:t>
+              <w:t>板块内排名</w:t>
             </w:r>
           </w:p>
         </w:tc>
@@ -3192,7 +3691,7 @@
                 <w:rFonts w:ascii="Microsoft YaHei" w:hAnsi="Microsoft YaHei"/>
                 <w:sz w:val="18"/>
               </w:rPr>
-              <w:t>-1.92%</w:t>
+              <w:t>✅</w:t>
             </w:r>
           </w:p>
         </w:tc>
@@ -3211,90 +3710,7 @@
                 <w:rFonts w:ascii="Microsoft YaHei" w:hAnsi="Microsoft YaHei"/>
                 <w:sz w:val="18"/>
               </w:rPr>
-              <w:t>614/3516</w:t>
-            </w:r>
-          </w:p>
-        </w:tc>
-      </w:tr>
-    </w:tbl>
-    <w:p/>
-    <w:p>
-      <w:pPr>
-        <w:spacing w:before="240" w:after="240"/>
-        <w:pBdr>
-          <w:bottom w:val="single" w:sz="4" w:space="1" w:color="D0D7DE"/>
-        </w:pBdr>
-      </w:pPr>
-    </w:p>
-    <w:p>
-      <w:pPr>
-        <w:spacing w:before="360" w:after="80" w:line="288" w:lineRule="auto"/>
-        <w:pBdr>
-          <w:bottom w:val="single" w:sz="4" w:space="4" w:color="D0D7DE"/>
-        </w:pBdr>
-      </w:pPr>
-      <w:r>
-        <w:rPr>
-          <w:rFonts w:ascii="Microsoft YaHei" w:hAnsi="Microsoft YaHei"/>
-          <w:b/>
-          <w:color w:val="1A1A1A"/>
-          <w:sz w:val="28"/>
-        </w:rPr>
-        <w:t>综合研判</w:t>
-      </w:r>
-    </w:p>
-    <w:tbl>
-      <w:tblPr>
-        <w:tblStyle w:val="TableGrid"/>
-        <w:tblW w:type="auto" w:w="0"/>
-        <w:jc w:val="center"/>
-        <w:tblLayout w:type="autofit"/>
-        <w:tblLook w:firstColumn="1" w:firstRow="1" w:lastColumn="0" w:lastRow="0" w:noHBand="0" w:noVBand="1" w:val="04A0"/>
-      </w:tblPr>
-      <w:tblGrid>
-        <w:gridCol w:w="4533"/>
-        <w:gridCol w:w="4533"/>
-      </w:tblGrid>
-      <w:tr>
-        <w:tc>
-          <w:tcPr>
-            <w:tcW w:type="dxa" w:w="4533"/>
-            <w:shd w:fill="F6F8FA" w:val="clear"/>
-          </w:tcPr>
-          <w:p>
-            <w:pPr>
-              <w:spacing w:before="40" w:after="40" w:line="288" w:lineRule="auto"/>
-            </w:pPr>
-            <w:r/>
-            <w:r>
-              <w:rPr>
-                <w:rFonts w:ascii="Microsoft YaHei" w:hAnsi="Microsoft YaHei"/>
-                <w:b/>
-                <w:color w:val="1A1A1A"/>
-                <w:sz w:val="18"/>
-              </w:rPr>
-              <w:t>维度</w:t>
-            </w:r>
-          </w:p>
-        </w:tc>
-        <w:tc>
-          <w:tcPr>
-            <w:tcW w:type="dxa" w:w="4533"/>
-            <w:shd w:fill="F6F8FA" w:val="clear"/>
-          </w:tcPr>
-          <w:p>
-            <w:pPr>
-              <w:spacing w:before="40" w:after="40" w:line="288" w:lineRule="auto"/>
-            </w:pPr>
-            <w:r/>
-            <w:r>
-              <w:rPr>
-                <w:rFonts w:ascii="Microsoft YaHei" w:hAnsi="Microsoft YaHei"/>
-                <w:b/>
-                <w:color w:val="1A1A1A"/>
-                <w:sz w:val="18"/>
-              </w:rPr>
-              <w:t>评估</w:t>
+              <w:t>在各走弱板块中逆势领涨</w:t>
             </w:r>
           </w:p>
         </w:tc>
@@ -3302,27 +3718,7 @@
       <w:tr>
         <w:tc>
           <w:tcPr>
-            <w:tcW w:type="dxa" w:w="4533"/>
-          </w:tcPr>
-          <w:p>
-            <w:pPr>
-              <w:spacing w:before="40" w:after="40" w:line="288" w:lineRule="auto"/>
-            </w:pPr>
-            <w:r/>
-            <w:r>
-              <w:rPr>
-                <w:rFonts w:ascii="Microsoft YaHei" w:hAnsi="Microsoft YaHei"/>
-                <w:b/>
-                <w:color w:val="1A1A1A"/>
-                <w:sz w:val="18"/>
-              </w:rPr>
-              <w:t>基本面</w:t>
-            </w:r>
-          </w:p>
-        </w:tc>
-        <w:tc>
-          <w:tcPr>
-            <w:tcW w:type="dxa" w:w="4533"/>
+            <w:tcW w:type="dxa" w:w="3022"/>
           </w:tcPr>
           <w:p>
             <w:pPr>
@@ -3334,16 +3730,13 @@
                 <w:rFonts w:ascii="Microsoft YaHei" w:hAnsi="Microsoft YaHei"/>
                 <w:sz w:val="18"/>
               </w:rPr>
-              <w:t>⭐⭐⭐⭐⭐ 600亿在手订单 + 15%增长目标 + 绿色技术领先，底部支撑坚实</w:t>
+              <w:t>均线系统</w:t>
             </w:r>
           </w:p>
         </w:tc>
-      </w:tr>
-      <w:tr>
         <w:tc>
           <w:tcPr>
-            <w:tcW w:type="dxa" w:w="4533"/>
-            <w:shd w:fill="F8F9FA" w:val="clear"/>
+            <w:tcW w:type="dxa" w:w="3022"/>
           </w:tcPr>
           <w:p>
             <w:pPr>
@@ -3353,17 +3746,35 @@
             <w:r>
               <w:rPr>
                 <w:rFonts w:ascii="Microsoft YaHei" w:hAnsi="Microsoft YaHei"/>
-                <w:b/>
-                <w:color w:val="1A1A1A"/>
                 <w:sz w:val="18"/>
               </w:rPr>
-              <w:t>资金面</w:t>
+              <w:t>⚠️</w:t>
             </w:r>
           </w:p>
         </w:tc>
         <w:tc>
           <w:tcPr>
-            <w:tcW w:type="dxa" w:w="4533"/>
+            <w:tcW w:type="dxa" w:w="3022"/>
+          </w:tcPr>
+          <w:p>
+            <w:pPr>
+              <w:spacing w:before="40" w:after="40" w:line="288" w:lineRule="auto"/>
+            </w:pPr>
+            <w:r/>
+            <w:r>
+              <w:rPr>
+                <w:rFonts w:ascii="Microsoft YaHei" w:hAnsi="Microsoft YaHei"/>
+                <w:sz w:val="18"/>
+              </w:rPr>
+              <w:t>短线仍受MA5/MA10压制</w:t>
+            </w:r>
+          </w:p>
+        </w:tc>
+      </w:tr>
+      <w:tr>
+        <w:tc>
+          <w:tcPr>
+            <w:tcW w:type="dxa" w:w="3022"/>
             <w:shd w:fill="F8F9FA" w:val="clear"/>
           </w:tcPr>
           <w:p>
@@ -3376,76 +3787,13 @@
                 <w:rFonts w:ascii="Microsoft YaHei" w:hAnsi="Microsoft YaHei"/>
                 <w:sz w:val="18"/>
               </w:rPr>
-              <w:t>⭐⭐⭐⭐ 连续两日净流入，融资余额持续扩大（+2.34%），大中小单全线买入</w:t>
-            </w:r>
-          </w:p>
-        </w:tc>
-      </w:tr>
-      <w:tr>
-        <w:tc>
-          <w:tcPr>
-            <w:tcW w:type="dxa" w:w="4533"/>
-          </w:tcPr>
-          <w:p>
-            <w:pPr>
-              <w:spacing w:before="40" w:after="40" w:line="288" w:lineRule="auto"/>
-            </w:pPr>
-            <w:r/>
-            <w:r>
-              <w:rPr>
-                <w:rFonts w:ascii="Microsoft YaHei" w:hAnsi="Microsoft YaHei"/>
-                <w:b/>
-                <w:color w:val="1A1A1A"/>
-                <w:sz w:val="18"/>
-              </w:rPr>
-              <w:t>技术面</w:t>
+              <w:t>宏观催化</w:t>
             </w:r>
           </w:p>
         </w:tc>
         <w:tc>
           <w:tcPr>
-            <w:tcW w:type="dxa" w:w="4533"/>
-          </w:tcPr>
-          <w:p>
-            <w:pPr>
-              <w:spacing w:before="40" w:after="40" w:line="288" w:lineRule="auto"/>
-            </w:pPr>
-            <w:r/>
-            <w:r>
-              <w:rPr>
-                <w:rFonts w:ascii="Microsoft YaHei" w:hAnsi="Microsoft YaHei"/>
-                <w:sz w:val="18"/>
-              </w:rPr>
-              <w:t>⭐⭐⭐ 股价自布林下轨反弹，但受制于MA5/MA10（29.5元附近），短期存在均线压制</w:t>
-            </w:r>
-          </w:p>
-        </w:tc>
-      </w:tr>
-      <w:tr>
-        <w:tc>
-          <w:tcPr>
-            <w:tcW w:type="dxa" w:w="4533"/>
-            <w:shd w:fill="F8F9FA" w:val="clear"/>
-          </w:tcPr>
-          <w:p>
-            <w:pPr>
-              <w:spacing w:before="40" w:after="40" w:line="288" w:lineRule="auto"/>
-            </w:pPr>
-            <w:r/>
-            <w:r>
-              <w:rPr>
-                <w:rFonts w:ascii="Microsoft YaHei" w:hAnsi="Microsoft YaHei"/>
-                <w:b/>
-                <w:color w:val="1A1A1A"/>
-                <w:sz w:val="18"/>
-              </w:rPr>
-              <w:t>消息面</w:t>
-            </w:r>
-          </w:p>
-        </w:tc>
-        <w:tc>
-          <w:tcPr>
-            <w:tcW w:type="dxa" w:w="4533"/>
+            <w:tcW w:type="dxa" w:w="3022"/>
             <w:shd w:fill="F8F9FA" w:val="clear"/>
           </w:tcPr>
           <w:p>
@@ -3458,35 +3806,14 @@
                 <w:rFonts w:ascii="Microsoft YaHei" w:hAnsi="Microsoft YaHei"/>
                 <w:sz w:val="18"/>
               </w:rPr>
-              <w:t>⭐⭐⭐⭐⭐ 董秘专访释放多重利好，除权除息日填权行情启动，地缘因素催化</w:t>
-            </w:r>
-          </w:p>
-        </w:tc>
-      </w:tr>
-      <w:tr>
-        <w:tc>
-          <w:tcPr>
-            <w:tcW w:type="dxa" w:w="4533"/>
-          </w:tcPr>
-          <w:p>
-            <w:pPr>
-              <w:spacing w:before="40" w:after="40" w:line="288" w:lineRule="auto"/>
-            </w:pPr>
-            <w:r/>
-            <w:r>
-              <w:rPr>
-                <w:rFonts w:ascii="Microsoft YaHei" w:hAnsi="Microsoft YaHei"/>
-                <w:b/>
-                <w:color w:val="1A1A1A"/>
-                <w:sz w:val="18"/>
-              </w:rPr>
-              <w:t>板块面</w:t>
+              <w:t>✅</w:t>
             </w:r>
           </w:p>
         </w:tc>
         <w:tc>
           <w:tcPr>
-            <w:tcW w:type="dxa" w:w="4533"/>
+            <w:tcW w:type="dxa" w:w="3022"/>
+            <w:shd w:fill="F8F9FA" w:val="clear"/>
           </w:tcPr>
           <w:p>
             <w:pPr>
@@ -3498,7 +3825,7 @@
                 <w:rFonts w:ascii="Microsoft YaHei" w:hAnsi="Microsoft YaHei"/>
                 <w:sz w:val="18"/>
               </w:rPr>
-              <w:t>⭐⭐⭐⭐ 所属板块普跌但该股逆势走强，显示独立强势逻辑</w:t>
+              <w:t>地缘政治、军工、固态电池主题共振</w:t>
             </w:r>
           </w:p>
         </w:tc>
@@ -3512,13 +3839,13 @@
           <w:b/>
           <w:color w:val="1A1A1A"/>
         </w:rPr>
-        <w:t>主力观点</w:t>
+        <w:t>整体结论</w:t>
       </w:r>
       <w:r>
         <w:rPr>
           <w:rFonts w:ascii="Microsoft YaHei" w:hAnsi="Microsoft YaHei"/>
         </w:rPr>
-        <w:t>：中国动力今日走出</w:t>
+        <w:t>：中国动力今日呈现</w:t>
       </w:r>
       <w:r>
         <w:rPr>
@@ -3526,13 +3853,13 @@
           <w:b/>
           <w:color w:val="1A1A1A"/>
         </w:rPr>
-        <w:t>独立于板块的强势填权行情</w:t>
+        <w:t>价涨量增、资金大幅净流入</w:t>
       </w:r>
       <w:r>
         <w:rPr>
           <w:rFonts w:ascii="Microsoft YaHei" w:hAnsi="Microsoft YaHei"/>
         </w:rPr>
-        <w:t>，盘中一度冲高近5.3%，后回落至+2.43%收于28.68元。核心上涨驱动力来自：①董秘专访释放的</w:t>
+        <w:t>的强势特征。尽管短期均线系统仍处于空头排列，股价距MA20偏离达</w:t>
       </w:r>
       <w:r>
         <w:rPr>
@@ -3540,13 +3867,13 @@
           <w:b/>
           <w:color w:val="1A1A1A"/>
         </w:rPr>
-        <w:t>600亿订单+15%增长目标</w:t>
+        <w:t>-8.3%</w:t>
       </w:r>
       <w:r>
         <w:rPr>
           <w:rFonts w:ascii="Microsoft YaHei" w:hAnsi="Microsoft YaHei"/>
         </w:rPr>
-        <w:t>等重磅基本面利好；②</w:t>
+        <w:t>，但今日放量上涨已发出</w:t>
       </w:r>
       <w:r>
         <w:rPr>
@@ -3554,13 +3881,13 @@
           <w:b/>
           <w:color w:val="1A1A1A"/>
         </w:rPr>
-        <w:t>除权除息催化的填权预期</w:t>
+        <w:t>止跌企稳信号</w:t>
       </w:r>
       <w:r>
         <w:rPr>
           <w:rFonts w:ascii="Microsoft YaHei" w:hAnsi="Microsoft YaHei"/>
         </w:rPr>
-        <w:t>；③地缘因素对军工/造船板块的情绪提振。资金层面，融资余额持续扩大、内外盘比1.27、近3500万元净流入，量价配合良好。短期需关注</w:t>
+        <w:t>。在军工地缘紧张、新能源电池概念活跃的背景下，该股凭借</w:t>
       </w:r>
       <w:r>
         <w:rPr>
@@ -3568,13 +3895,41 @@
           <w:b/>
           <w:color w:val="1A1A1A"/>
         </w:rPr>
-        <w:t>29.5~30元一线（MA5/MA10密集区）的突破情况</w:t>
+        <w:t>船舶动力+军工+新能源装备</w:t>
       </w:r>
       <w:r>
         <w:rPr>
           <w:rFonts w:ascii="Microsoft YaHei" w:hAnsi="Microsoft YaHei"/>
         </w:rPr>
-        <w:t>，若能放量站上该区域，中期上涨空间有望打开。</w:t>
+        <w:t>的多重属性获得资金关注，且在所属走弱的工业/机械板块中表现亮眼，显示出较强的独立逻辑。后续关注</w:t>
+      </w:r>
+      <w:r>
+        <w:rPr>
+          <w:rFonts w:ascii="Microsoft YaHei" w:hAnsi="Microsoft YaHei"/>
+          <w:b/>
+          <w:color w:val="1A1A1A"/>
+        </w:rPr>
+        <w:t>29.5-29.6元（MA5/MA10）</w:t>
+      </w:r>
+      <w:r>
+        <w:rPr>
+          <w:rFonts w:ascii="Microsoft YaHei" w:hAnsi="Microsoft YaHei"/>
+        </w:rPr>
+        <w:t>一线的突破情况，若能有效站稳，中期有望向</w:t>
+      </w:r>
+      <w:r>
+        <w:rPr>
+          <w:rFonts w:ascii="Microsoft YaHei" w:hAnsi="Microsoft YaHei"/>
+          <w:b/>
+          <w:color w:val="1A1A1A"/>
+        </w:rPr>
+        <w:t>31.3元（MA20/布林中轨）</w:t>
+      </w:r>
+      <w:r>
+        <w:rPr>
+          <w:rFonts w:ascii="Microsoft YaHei" w:hAnsi="Microsoft YaHei"/>
+        </w:rPr>
+        <w:t>修复。</w:t>
       </w:r>
     </w:p>
     <w:p>
@@ -3596,7 +3951,7 @@
         <w:rPr>
           <w:rFonts w:ascii="Microsoft YaHei" w:hAnsi="Microsoft YaHei"/>
         </w:rPr>
-        <w:t>：以上分析基于公开数据，不构成投资建议。股市有风险，投资需谨慎。</w:t>
+        <w:t>：本报告为午间分析，不构成投资建议。个股短期波动受多重因素影响，投资者需注意仓位管理和风险控制。</w:t>
       </w:r>
     </w:p>
     <w:sectPr>
